--- a/lessons/8-4/downloads/8-4-notes.docx
+++ b/lessons/8-4/downloads/8-4-notes.docx
@@ -1330,6 +1330,314 @@
         </w:tc>
       </w:tr>
     </w:tbl>
+    <w:tbl>
+      <w:tblPr>
+        <w:tblW w:type="pct" w:w="100%"/>
+        <w:tblBorders>
+          <w:top w:val="none" w:color="FFFFFF" w:sz="0"/>
+          <w:left w:val="none" w:color="FFFFFF" w:sz="0"/>
+          <w:bottom w:val="single" w:color="C7D2DD" w:sz="4"/>
+          <w:right w:val="none" w:color="FFFFFF" w:sz="0"/>
+          <w:insideH w:val="none" w:color="FFFFFF" w:sz="0"/>
+          <w:insideV w:val="none" w:color="FFFFFF" w:sz="0"/>
+        </w:tblBorders>
+      </w:tblPr>
+      <w:tblGrid>
+        <w:gridCol w:w="1800"/>
+        <w:gridCol w:w="7560"/>
+      </w:tblGrid>
+      <w:tr>
+        <w:trPr>
+          <w:cantSplit/>
+        </w:trPr>
+        <w:tc>
+          <w:tcPr>
+            <w:tcW w:type="dxa" w:w="1800"/>
+            <w:tcMar>
+              <w:top w:type="dxa" w:w="100"/>
+              <w:left w:type="dxa" w:w="40"/>
+              <w:bottom w:type="dxa" w:w="100"/>
+              <w:right w:type="dxa" w:w="120"/>
+            </w:tcMar>
+            <w:vAlign w:val="center"/>
+          </w:tcPr>
+          <w:p>
+            <w:pPr>
+              <w:spacing w:after="0"/>
+              <w:jc w:val="center"/>
+            </w:pPr>
+            <w:r>
+              <w:drawing>
+                <wp:inline distT="0" distB="0" distL="0" distR="0">
+                  <wp:extent cx="1047750" cy="790575"/>
+                  <wp:effectExtent t="0" r="0" b="0" l="0"/>
+                  <wp:docPr id="1" name="" descr="" title=""/>
+                  <wp:cNvGraphicFramePr>
+                    <a:graphicFrameLocks xmlns:a="http://schemas.openxmlformats.org/drawingml/2006/main" noChangeAspect="1"/>
+                  </wp:cNvGraphicFramePr>
+                  <a:graphic xmlns:a="http://schemas.openxmlformats.org/drawingml/2006/main">
+                    <a:graphicData uri="http://schemas.openxmlformats.org/drawingml/2006/picture">
+                      <pic:pic xmlns:pic="http://schemas.openxmlformats.org/drawingml/2006/picture">
+                        <pic:nvPicPr>
+                          <pic:cNvPr id="0" name="" descr=""/>
+                          <pic:cNvPicPr>
+                            <a:picLocks noChangeAspect="1" noChangeArrowheads="1"/>
+                          </pic:cNvPicPr>
+                        </pic:nvPicPr>
+                        <pic:blipFill>
+                          <a:blip r:embed="rId10" cstate="none"/>
+                          <a:srcRect/>
+                          <a:stretch>
+                            <a:fillRect/>
+                          </a:stretch>
+                        </pic:blipFill>
+                        <pic:spPr bwMode="auto">
+                          <a:xfrm>
+                            <a:off x="0" y="0"/>
+                            <a:ext cx="1047750" cy="790575"/>
+                          </a:xfrm>
+                          <a:prstGeom prst="rect">
+                            <a:avLst/>
+                          </a:prstGeom>
+                        </pic:spPr>
+                      </pic:pic>
+                    </a:graphicData>
+                  </a:graphic>
+                </wp:inline>
+              </w:drawing>
+            </w:r>
+          </w:p>
+        </w:tc>
+        <w:tc>
+          <w:tcPr>
+            <w:tcW w:type="dxa" w:w="7560"/>
+            <w:tcMar>
+              <w:top w:type="dxa" w:w="100"/>
+              <w:left w:type="dxa" w:w="40"/>
+              <w:bottom w:type="dxa" w:w="100"/>
+              <w:right w:type="dxa" w:w="40"/>
+            </w:tcMar>
+            <w:vAlign w:val="center"/>
+          </w:tcPr>
+          <w:p>
+            <w:pPr>
+              <w:spacing w:after="50"/>
+            </w:pPr>
+            <w:r>
+              <w:rPr>
+                <w:b/>
+                <w:bCs/>
+                <w:color w:val="12355B"/>
+                <w:sz w:val="24"/>
+                <w:szCs w:val="24"/>
+              </w:rPr>
+              <w:t xml:space="preserve">Constraint</w:t>
+            </w:r>
+            <w:r>
+              <w:rPr>
+                <w:i/>
+                <w:iCs/>
+                <w:color w:val="5F6F80"/>
+                <w:sz w:val="19"/>
+                <w:szCs w:val="19"/>
+              </w:rPr>
+              <w:t xml:space="preserve">   Restricción</w:t>
+            </w:r>
+          </w:p>
+          <w:p>
+            <w:pPr>
+              <w:spacing w:after="40"/>
+            </w:pPr>
+            <w:r>
+              <w:rPr>
+                <w:sz w:val="21"/>
+                <w:szCs w:val="21"/>
+              </w:rPr>
+              <w:t xml:space="preserve">A limit that a solution must satisfy.</w:t>
+            </w:r>
+          </w:p>
+          <w:p>
+            <w:pPr>
+              <w:spacing w:after="0"/>
+            </w:pPr>
+            <w:r>
+              <w:rPr>
+                <w:b/>
+                <w:bCs/>
+                <w:color w:val="1FA6A2"/>
+                <w:sz w:val="18"/>
+                <w:szCs w:val="18"/>
+              </w:rPr>
+              <w:t xml:space="preserve">Example:  </w:t>
+            </w:r>
+            <w:r>
+              <w:rPr>
+                <w:i/>
+                <w:iCs/>
+                <w:color w:val="5F6F80"/>
+                <w:sz w:val="18"/>
+                <w:szCs w:val="18"/>
+              </w:rPr>
+              <w:t xml:space="preserve">A voter must be 18 or older.</w:t>
+            </w:r>
+          </w:p>
+        </w:tc>
+      </w:tr>
+    </w:tbl>
+    <w:tbl>
+      <w:tblPr>
+        <w:tblW w:type="pct" w:w="100%"/>
+        <w:tblBorders>
+          <w:top w:val="none" w:color="FFFFFF" w:sz="0"/>
+          <w:left w:val="none" w:color="FFFFFF" w:sz="0"/>
+          <w:bottom w:val="single" w:color="C7D2DD" w:sz="4"/>
+          <w:right w:val="none" w:color="FFFFFF" w:sz="0"/>
+          <w:insideH w:val="none" w:color="FFFFFF" w:sz="0"/>
+          <w:insideV w:val="none" w:color="FFFFFF" w:sz="0"/>
+        </w:tblBorders>
+      </w:tblPr>
+      <w:tblGrid>
+        <w:gridCol w:w="1800"/>
+        <w:gridCol w:w="7560"/>
+      </w:tblGrid>
+      <w:tr>
+        <w:trPr>
+          <w:cantSplit/>
+        </w:trPr>
+        <w:tc>
+          <w:tcPr>
+            <w:tcW w:type="dxa" w:w="1800"/>
+            <w:tcMar>
+              <w:top w:type="dxa" w:w="100"/>
+              <w:left w:type="dxa" w:w="40"/>
+              <w:bottom w:type="dxa" w:w="100"/>
+              <w:right w:type="dxa" w:w="120"/>
+            </w:tcMar>
+            <w:vAlign w:val="center"/>
+          </w:tcPr>
+          <w:p>
+            <w:pPr>
+              <w:spacing w:after="0"/>
+              <w:jc w:val="center"/>
+            </w:pPr>
+            <w:r>
+              <w:drawing>
+                <wp:inline distT="0" distB="0" distL="0" distR="0">
+                  <wp:extent cx="1047750" cy="790575"/>
+                  <wp:effectExtent t="0" r="0" b="0" l="0"/>
+                  <wp:docPr id="1" name="" descr="" title=""/>
+                  <wp:cNvGraphicFramePr>
+                    <a:graphicFrameLocks xmlns:a="http://schemas.openxmlformats.org/drawingml/2006/main" noChangeAspect="1"/>
+                  </wp:cNvGraphicFramePr>
+                  <a:graphic xmlns:a="http://schemas.openxmlformats.org/drawingml/2006/main">
+                    <a:graphicData uri="http://schemas.openxmlformats.org/drawingml/2006/picture">
+                      <pic:pic xmlns:pic="http://schemas.openxmlformats.org/drawingml/2006/picture">
+                        <pic:nvPicPr>
+                          <pic:cNvPr id="0" name="" descr=""/>
+                          <pic:cNvPicPr>
+                            <a:picLocks noChangeAspect="1" noChangeArrowheads="1"/>
+                          </pic:cNvPicPr>
+                        </pic:nvPicPr>
+                        <pic:blipFill>
+                          <a:blip r:embed="rId14" cstate="none"/>
+                          <a:srcRect/>
+                          <a:stretch>
+                            <a:fillRect/>
+                          </a:stretch>
+                        </pic:blipFill>
+                        <pic:spPr bwMode="auto">
+                          <a:xfrm>
+                            <a:off x="0" y="0"/>
+                            <a:ext cx="1047750" cy="790575"/>
+                          </a:xfrm>
+                          <a:prstGeom prst="rect">
+                            <a:avLst/>
+                          </a:prstGeom>
+                        </pic:spPr>
+                      </pic:pic>
+                    </a:graphicData>
+                  </a:graphic>
+                </wp:inline>
+              </w:drawing>
+            </w:r>
+          </w:p>
+        </w:tc>
+        <w:tc>
+          <w:tcPr>
+            <w:tcW w:type="dxa" w:w="7560"/>
+            <w:tcMar>
+              <w:top w:type="dxa" w:w="100"/>
+              <w:left w:type="dxa" w:w="40"/>
+              <w:bottom w:type="dxa" w:w="100"/>
+              <w:right w:type="dxa" w:w="40"/>
+            </w:tcMar>
+            <w:vAlign w:val="center"/>
+          </w:tcPr>
+          <w:p>
+            <w:pPr>
+              <w:spacing w:after="50"/>
+            </w:pPr>
+            <w:r>
+              <w:rPr>
+                <w:b/>
+                <w:bCs/>
+                <w:color w:val="12355B"/>
+                <w:sz w:val="24"/>
+                <w:szCs w:val="24"/>
+              </w:rPr>
+              <w:t xml:space="preserve">Solution set</w:t>
+            </w:r>
+            <w:r>
+              <w:rPr>
+                <w:i/>
+                <w:iCs/>
+                <w:color w:val="5F6F80"/>
+                <w:sz w:val="19"/>
+                <w:szCs w:val="19"/>
+              </w:rPr>
+              <w:t xml:space="preserve">   Conjunto solución</w:t>
+            </w:r>
+          </w:p>
+          <w:p>
+            <w:pPr>
+              <w:spacing w:after="40"/>
+            </w:pPr>
+            <w:r>
+              <w:rPr>
+                <w:sz w:val="21"/>
+                <w:szCs w:val="21"/>
+              </w:rPr>
+              <w:t xml:space="preserve">All the values that make an inequality true.</w:t>
+            </w:r>
+          </w:p>
+          <w:p>
+            <w:pPr>
+              <w:spacing w:after="0"/>
+            </w:pPr>
+            <w:r>
+              <w:rPr>
+                <w:b/>
+                <w:bCs/>
+                <w:color w:val="1FA6A2"/>
+                <w:sz w:val="18"/>
+                <w:szCs w:val="18"/>
+              </w:rPr>
+              <w:t xml:space="preserve">Example:  </w:t>
+            </w:r>
+            <w:r>
+              <w:rPr>
+                <w:i/>
+                <w:iCs/>
+                <w:color w:val="5F6F80"/>
+                <w:sz w:val="18"/>
+                <w:szCs w:val="18"/>
+              </w:rPr>
+              <w:t xml:space="preserve">Every number 7 or below.</w:t>
+            </w:r>
+          </w:p>
+        </w:tc>
+      </w:tr>
+    </w:tbl>
     <w:p>
       <w:pPr>
         <w:pStyle w:val="Heading1"/>
@@ -1418,7 +1726,7 @@
                 <w:sz w:val="21"/>
                 <w:szCs w:val="21"/>
               </w:rPr>
-              <w:t xml:space="preserve">Write Inequalities      •      Inequality      •      Greater than      •      Less than      •      At least / At most      •      Variable      •      No more than</w:t>
+              <w:t xml:space="preserve">Write Inequalities      •      Inequality      •      Greater than      •      Less than      •      At least / At most      •      Variable      •      No more than      •      Constraint      •      Solution set</w:t>
             </w:r>
           </w:p>
         </w:tc>
@@ -1689,6 +1997,80 @@
           <w:szCs w:val="22"/>
         </w:rPr>
         <w:t xml:space="preserve"> symbol.</w:t>
+      </w:r>
+    </w:p>
+    <w:p>
+      <w:pPr>
+        <w:keepLines/>
+        <w:spacing w:after="260" w:before="200"/>
+      </w:pPr>
+      <w:r>
+        <w:rPr>
+          <w:b/>
+          <w:bCs/>
+          <w:color w:val="12355B"/>
+          <w:sz w:val="22"/>
+          <w:szCs w:val="22"/>
+        </w:rPr>
+        <w:t xml:space="preserve">8.  </w:t>
+      </w:r>
+      <w:r>
+        <w:rPr>
+          <w:sz w:val="22"/>
+          <w:szCs w:val="22"/>
+        </w:rPr>
+        <w:t xml:space="preserve">A limit that every solution must satisfy is a </w:t>
+      </w:r>
+      <w:r>
+        <w:rPr>
+          <w:sz w:val="22"/>
+          <w:szCs w:val="22"/>
+        </w:rPr>
+        <w:t xml:space="preserve">________________</w:t>
+      </w:r>
+      <w:r>
+        <w:rPr>
+          <w:sz w:val="22"/>
+          <w:szCs w:val="22"/>
+        </w:rPr>
+        <w:t xml:space="preserve">.</w:t>
+      </w:r>
+    </w:p>
+    <w:p>
+      <w:pPr>
+        <w:keepLines/>
+        <w:spacing w:after="260" w:before="200"/>
+      </w:pPr>
+      <w:r>
+        <w:rPr>
+          <w:b/>
+          <w:bCs/>
+          <w:color w:val="12355B"/>
+          <w:sz w:val="22"/>
+          <w:szCs w:val="22"/>
+        </w:rPr>
+        <w:t xml:space="preserve">9.  </w:t>
+      </w:r>
+      <w:r>
+        <w:rPr>
+          <w:sz w:val="22"/>
+          <w:szCs w:val="22"/>
+        </w:rPr>
+        <w:t xml:space="preserve">All the values that make an inequality true form its </w:t>
+      </w:r>
+      <w:r>
+        <w:rPr>
+          <w:sz w:val="22"/>
+          <w:szCs w:val="22"/>
+        </w:rPr>
+        <w:t xml:space="preserve">________________</w:t>
+      </w:r>
+      <w:r>
+        <w:rPr>
+          <w:sz w:val="22"/>
+          <w:szCs w:val="22"/>
+        </w:rPr>
+        <w:t xml:space="preserve">.</w:t>
       </w:r>
     </w:p>
     <w:p>

--- a/lessons/8-4/downloads/8-4-notes.docx
+++ b/lessons/8-4/downloads/8-4-notes.docx
@@ -249,49 +249,269 @@
           <w:sz w:val="19"/>
           <w:szCs w:val="19"/>
         </w:rPr>
-        <w:t xml:space="preserve">Look at the picture, read the word, then read what it means.</w:t>
+        <w:t xml:space="preserve">Review each concept term, definition, non-example, and visual clue.</w:t>
       </w:r>
     </w:p>
     <w:tbl>
       <w:tblPr>
-        <w:tblW w:type="pct" w:w="100%"/>
+        <w:tblW w:type="dxa" w:w="9360"/>
         <w:tblBorders>
-          <w:top w:val="none" w:color="FFFFFF" w:sz="0"/>
-          <w:left w:val="none" w:color="FFFFFF" w:sz="0"/>
-          <w:bottom w:val="single" w:color="C7D2DD" w:sz="4"/>
-          <w:right w:val="none" w:color="FFFFFF" w:sz="0"/>
-          <w:insideH w:val="none" w:color="FFFFFF" w:sz="0"/>
-          <w:insideV w:val="none" w:color="FFFFFF" w:sz="0"/>
+          <w:top w:val="single" w:color="C7D2DD" w:sz="6"/>
+          <w:left w:val="single" w:color="C7D2DD" w:sz="6"/>
+          <w:bottom w:val="single" w:color="C7D2DD" w:sz="6"/>
+          <w:right w:val="single" w:color="C7D2DD" w:sz="6"/>
+          <w:insideH w:val="single" w:color="C7D2DD" w:sz="6"/>
+          <w:insideV w:val="single" w:color="C7D2DD" w:sz="6"/>
         </w:tblBorders>
       </w:tblPr>
       <w:tblGrid>
         <w:gridCol w:w="1800"/>
-        <w:gridCol w:w="7560"/>
+        <w:gridCol w:w="3160"/>
+        <w:gridCol w:w="2200"/>
+        <w:gridCol w:w="2200"/>
       </w:tblGrid>
       <w:tr>
         <w:trPr>
           <w:cantSplit/>
+          <w:tblHeader/>
         </w:trPr>
         <w:tc>
           <w:tcPr>
             <w:tcW w:type="dxa" w:w="1800"/>
-            <w:tcMar>
-              <w:top w:type="dxa" w:w="100"/>
-              <w:left w:type="dxa" w:w="40"/>
-              <w:bottom w:type="dxa" w:w="100"/>
-              <w:right w:type="dxa" w:w="120"/>
-            </w:tcMar>
-            <w:vAlign w:val="center"/>
+            <w:shd w:fill="EEF4F8" w:color="auto" w:val="clear"/>
+            <w:tcMar>
+              <w:top w:type="dxa" w:w="80"/>
+              <w:left w:type="dxa" w:w="100"/>
+              <w:bottom w:type="dxa" w:w="80"/>
+              <w:right w:type="dxa" w:w="100"/>
+            </w:tcMar>
           </w:tcPr>
           <w:p>
             <w:pPr>
               <w:spacing w:after="0"/>
+            </w:pPr>
+            <w:r>
+              <w:rPr>
+                <w:b/>
+                <w:bCs/>
+                <w:color w:val="12355B"/>
+                <w:sz w:val="19"/>
+                <w:szCs w:val="19"/>
+              </w:rPr>
+              <w:t xml:space="preserve">Concept Term</w:t>
+            </w:r>
+          </w:p>
+        </w:tc>
+        <w:tc>
+          <w:tcPr>
+            <w:tcW w:type="dxa" w:w="3160"/>
+            <w:shd w:fill="EEF4F8" w:color="auto" w:val="clear"/>
+            <w:tcMar>
+              <w:top w:type="dxa" w:w="80"/>
+              <w:left w:type="dxa" w:w="100"/>
+              <w:bottom w:type="dxa" w:w="80"/>
+              <w:right w:type="dxa" w:w="100"/>
+            </w:tcMar>
+          </w:tcPr>
+          <w:p>
+            <w:pPr>
+              <w:spacing w:after="0"/>
+            </w:pPr>
+            <w:r>
+              <w:rPr>
+                <w:b/>
+                <w:bCs/>
+                <w:color w:val="12355B"/>
+                <w:sz w:val="19"/>
+                <w:szCs w:val="19"/>
+              </w:rPr>
+              <w:t xml:space="preserve">Student-Friendly Definition</w:t>
+            </w:r>
+          </w:p>
+        </w:tc>
+        <w:tc>
+          <w:tcPr>
+            <w:tcW w:type="dxa" w:w="2200"/>
+            <w:shd w:fill="EEF4F8" w:color="auto" w:val="clear"/>
+            <w:tcMar>
+              <w:top w:type="dxa" w:w="80"/>
+              <w:left w:type="dxa" w:w="100"/>
+              <w:bottom w:type="dxa" w:w="80"/>
+              <w:right w:type="dxa" w:w="100"/>
+            </w:tcMar>
+          </w:tcPr>
+          <w:p>
+            <w:pPr>
+              <w:spacing w:after="0"/>
+            </w:pPr>
+            <w:r>
+              <w:rPr>
+                <w:b/>
+                <w:bCs/>
+                <w:color w:val="12355B"/>
+                <w:sz w:val="19"/>
+                <w:szCs w:val="19"/>
+              </w:rPr>
+              <w:t xml:space="preserve">Non-Example</w:t>
+            </w:r>
+          </w:p>
+        </w:tc>
+        <w:tc>
+          <w:tcPr>
+            <w:tcW w:type="dxa" w:w="2200"/>
+            <w:shd w:fill="EEF4F8" w:color="auto" w:val="clear"/>
+            <w:tcMar>
+              <w:top w:type="dxa" w:w="80"/>
+              <w:left w:type="dxa" w:w="100"/>
+              <w:bottom w:type="dxa" w:w="80"/>
+              <w:right w:type="dxa" w:w="100"/>
+            </w:tcMar>
+          </w:tcPr>
+          <w:p>
+            <w:pPr>
+              <w:spacing w:after="0"/>
+            </w:pPr>
+            <w:r>
+              <w:rPr>
+                <w:b/>
+                <w:bCs/>
+                <w:color w:val="12355B"/>
+                <w:sz w:val="19"/>
+                <w:szCs w:val="19"/>
+              </w:rPr>
+              <w:t xml:space="preserve">Visual Clue</w:t>
+            </w:r>
+          </w:p>
+        </w:tc>
+      </w:tr>
+      <w:tr>
+        <w:trPr>
+          <w:cantSplit/>
+        </w:trPr>
+        <w:tc>
+          <w:tcPr>
+            <w:tcW w:type="dxa" w:w="1800"/>
+            <w:tcMar>
+              <w:top w:type="dxa" w:w="80"/>
+              <w:left w:type="dxa" w:w="100"/>
+              <w:bottom w:type="dxa" w:w="80"/>
+              <w:right w:type="dxa" w:w="100"/>
+            </w:tcMar>
+            <w:vAlign w:val="top"/>
+          </w:tcPr>
+          <w:p>
+            <w:pPr>
+              <w:spacing w:after="30"/>
+            </w:pPr>
+            <w:r>
+              <w:rPr>
+                <w:b/>
+                <w:bCs/>
+                <w:color w:val="12355B"/>
+                <w:sz w:val="21"/>
+                <w:szCs w:val="21"/>
+              </w:rPr>
+              <w:t xml:space="preserve">Write Inequalities</w:t>
+            </w:r>
+          </w:p>
+          <w:p>
+            <w:pPr>
+              <w:spacing w:after="0"/>
+            </w:pPr>
+            <w:r>
+              <w:rPr>
+                <w:i/>
+                <w:iCs/>
+                <w:color w:val="5F6F80"/>
+                <w:sz w:val="18"/>
+                <w:szCs w:val="18"/>
+              </w:rPr>
+              <w:t xml:space="preserve">Escribir desigualdades</w:t>
+            </w:r>
+          </w:p>
+        </w:tc>
+        <w:tc>
+          <w:tcPr>
+            <w:tcW w:type="dxa" w:w="3160"/>
+            <w:tcMar>
+              <w:top w:type="dxa" w:w="80"/>
+              <w:left w:type="dxa" w:w="100"/>
+              <w:bottom w:type="dxa" w:w="80"/>
+              <w:right w:type="dxa" w:w="100"/>
+            </w:tcMar>
+            <w:vAlign w:val="top"/>
+          </w:tcPr>
+          <w:p>
+            <w:pPr>
+              <w:spacing w:after="0"/>
+            </w:pPr>
+            <w:r>
+              <w:rPr>
+                <w:sz w:val="20"/>
+                <w:szCs w:val="20"/>
+              </w:rPr>
+              <w:t xml:space="preserve">Represent a range of possible values with &lt;, &gt;, ≤, or ≥.</w:t>
+            </w:r>
+          </w:p>
+        </w:tc>
+        <w:tc>
+          <w:tcPr>
+            <w:tcW w:type="dxa" w:w="2200"/>
+            <w:tcMar>
+              <w:top w:type="dxa" w:w="80"/>
+              <w:left w:type="dxa" w:w="100"/>
+              <w:bottom w:type="dxa" w:w="80"/>
+              <w:right w:type="dxa" w:w="100"/>
+            </w:tcMar>
+            <w:vAlign w:val="top"/>
+          </w:tcPr>
+          <w:p>
+            <w:pPr>
+              <w:spacing w:after="40"/>
+            </w:pPr>
+            <w:r>
+              <w:rPr>
+                <w:i/>
+                <w:iCs/>
+                <w:color w:val="5F6F80"/>
+                <w:sz w:val="19"/>
+                <w:szCs w:val="19"/>
+              </w:rPr>
+              <w:t xml:space="preserve">Not Write Inequalities: write a counter-example that breaks the definition.</w:t>
+            </w:r>
+          </w:p>
+          <w:p>
+            <w:pPr>
+              <w:pBdr>
+                <w:bottom w:val="single" w:color="AFBECC" w:sz="6"/>
+              </w:pBdr>
+              <w:spacing w:after="30" w:before="150"/>
+            </w:pPr>
+            <w:r>
+              <w:t xml:space="preserve"/>
+            </w:r>
+          </w:p>
+        </w:tc>
+        <w:tc>
+          <w:tcPr>
+            <w:tcW w:type="dxa" w:w="2200"/>
+            <w:tcMar>
+              <w:top w:type="dxa" w:w="80"/>
+              <w:left w:type="dxa" w:w="100"/>
+              <w:bottom w:type="dxa" w:w="80"/>
+              <w:right w:type="dxa" w:w="100"/>
+            </w:tcMar>
+            <w:vAlign w:val="top"/>
+          </w:tcPr>
+          <w:p>
+            <w:pPr>
+              <w:spacing w:after="40"/>
               <w:jc w:val="center"/>
             </w:pPr>
             <w:r>
               <w:drawing>
                 <wp:inline distT="0" distB="0" distL="0" distR="0">
-                  <wp:extent cx="1047750" cy="790575"/>
+                  <wp:extent cx="876300" cy="657225"/>
                   <wp:effectExtent t="0" r="0" b="0" l="0"/>
                   <wp:docPr id="1" name="" descr="" title=""/>
                   <wp:cNvGraphicFramePr>
@@ -316,7 +536,7 @@
                         <pic:spPr bwMode="auto">
                           <a:xfrm>
                             <a:off x="0" y="0"/>
-                            <a:ext cx="1047750" cy="790575"/>
+                            <a:ext cx="876300" cy="657225"/>
                           </a:xfrm>
                           <a:prstGeom prst="rect">
                             <a:avLst/>
@@ -329,32 +549,108 @@
               </w:drawing>
             </w:r>
           </w:p>
-        </w:tc>
-        <w:tc>
-          <w:tcPr>
-            <w:tcW w:type="dxa" w:w="7560"/>
-            <w:tcMar>
-              <w:top w:type="dxa" w:w="100"/>
-              <w:left w:type="dxa" w:w="40"/>
-              <w:bottom w:type="dxa" w:w="100"/>
-              <w:right w:type="dxa" w:w="40"/>
-            </w:tcMar>
-            <w:vAlign w:val="center"/>
-          </w:tcPr>
-          <w:p>
-            <w:pPr>
-              <w:spacing w:after="50"/>
+          <w:p>
+            <w:pPr>
+              <w:spacing w:after="0"/>
+            </w:pPr>
+            <w:r>
+              <w:rPr>
+                <w:i/>
+                <w:iCs/>
+                <w:color w:val="5F6F80"/>
+                <w:sz w:val="18"/>
+                <w:szCs w:val="18"/>
+              </w:rPr>
+              <w:t xml:space="preserve">You must be at least 12 years old: a ≥ 12.</w:t>
+            </w:r>
+          </w:p>
+        </w:tc>
+      </w:tr>
+      <w:tr>
+        <w:trPr>
+          <w:cantSplit/>
+        </w:trPr>
+        <w:tc>
+          <w:tcPr>
+            <w:tcW w:type="dxa" w:w="1800"/>
+            <w:tcMar>
+              <w:top w:type="dxa" w:w="80"/>
+              <w:left w:type="dxa" w:w="100"/>
+              <w:bottom w:type="dxa" w:w="80"/>
+              <w:right w:type="dxa" w:w="100"/>
+            </w:tcMar>
+            <w:vAlign w:val="top"/>
+          </w:tcPr>
+          <w:p>
+            <w:pPr>
+              <w:spacing w:after="30"/>
             </w:pPr>
             <w:r>
               <w:rPr>
                 <w:b/>
                 <w:bCs/>
                 <w:color w:val="12355B"/>
-                <w:sz w:val="24"/>
-                <w:szCs w:val="24"/>
-              </w:rPr>
-              <w:t xml:space="preserve">Write Inequalities</w:t>
-            </w:r>
+                <w:sz w:val="21"/>
+                <w:szCs w:val="21"/>
+              </w:rPr>
+              <w:t xml:space="preserve">Inequality</w:t>
+            </w:r>
+          </w:p>
+          <w:p>
+            <w:pPr>
+              <w:spacing w:after="0"/>
+            </w:pPr>
+            <w:r>
+              <w:rPr>
+                <w:i/>
+                <w:iCs/>
+                <w:color w:val="5F6F80"/>
+                <w:sz w:val="18"/>
+                <w:szCs w:val="18"/>
+              </w:rPr>
+              <w:t xml:space="preserve">Desigualdad</w:t>
+            </w:r>
+          </w:p>
+        </w:tc>
+        <w:tc>
+          <w:tcPr>
+            <w:tcW w:type="dxa" w:w="3160"/>
+            <w:tcMar>
+              <w:top w:type="dxa" w:w="80"/>
+              <w:left w:type="dxa" w:w="100"/>
+              <w:bottom w:type="dxa" w:w="80"/>
+              <w:right w:type="dxa" w:w="100"/>
+            </w:tcMar>
+            <w:vAlign w:val="top"/>
+          </w:tcPr>
+          <w:p>
+            <w:pPr>
+              <w:spacing w:after="0"/>
+            </w:pPr>
+            <w:r>
+              <w:rPr>
+                <w:sz w:val="20"/>
+                <w:szCs w:val="20"/>
+              </w:rPr>
+              <w:t xml:space="preserve">A math sentence that compares two sides with &lt;, &gt;, ≤, or ≥.</w:t>
+            </w:r>
+          </w:p>
+        </w:tc>
+        <w:tc>
+          <w:tcPr>
+            <w:tcW w:type="dxa" w:w="2200"/>
+            <w:tcMar>
+              <w:top w:type="dxa" w:w="80"/>
+              <w:left w:type="dxa" w:w="100"/>
+              <w:bottom w:type="dxa" w:w="80"/>
+              <w:right w:type="dxa" w:w="100"/>
+            </w:tcMar>
+            <w:vAlign w:val="top"/>
+          </w:tcPr>
+          <w:p>
+            <w:pPr>
+              <w:spacing w:after="40"/>
+            </w:pPr>
             <w:r>
               <w:rPr>
                 <w:i/>
@@ -363,89 +659,41 @@
                 <w:sz w:val="19"/>
                 <w:szCs w:val="19"/>
               </w:rPr>
-              <w:t xml:space="preserve">   Escribir desigualdades</w:t>
-            </w:r>
-          </w:p>
+              <w:t xml:space="preserve">Not Inequality: write a counter-example that breaks the definition.</w:t>
+            </w:r>
+          </w:p>
+          <w:p>
+            <w:pPr>
+              <w:pBdr>
+                <w:bottom w:val="single" w:color="AFBECC" w:sz="6"/>
+              </w:pBdr>
+              <w:spacing w:after="30" w:before="150"/>
+            </w:pPr>
+            <w:r>
+              <w:t xml:space="preserve"/>
+            </w:r>
+          </w:p>
+        </w:tc>
+        <w:tc>
+          <w:tcPr>
+            <w:tcW w:type="dxa" w:w="2200"/>
+            <w:tcMar>
+              <w:top w:type="dxa" w:w="80"/>
+              <w:left w:type="dxa" w:w="100"/>
+              <w:bottom w:type="dxa" w:w="80"/>
+              <w:right w:type="dxa" w:w="100"/>
+            </w:tcMar>
+            <w:vAlign w:val="top"/>
+          </w:tcPr>
           <w:p>
             <w:pPr>
               <w:spacing w:after="40"/>
-            </w:pPr>
-            <w:r>
-              <w:rPr>
-                <w:sz w:val="21"/>
-                <w:szCs w:val="21"/>
-              </w:rPr>
-              <w:t xml:space="preserve">Represent a range of possible values with &lt;, &gt;, ≤, or ≥.</w:t>
-            </w:r>
-          </w:p>
-          <w:p>
-            <w:pPr>
-              <w:spacing w:after="0"/>
-            </w:pPr>
-            <w:r>
-              <w:rPr>
-                <w:b/>
-                <w:bCs/>
-                <w:color w:val="1FA6A2"/>
-                <w:sz w:val="18"/>
-                <w:szCs w:val="18"/>
-              </w:rPr>
-              <w:t xml:space="preserve">Example:  </w:t>
-            </w:r>
-            <w:r>
-              <w:rPr>
-                <w:i/>
-                <w:iCs/>
-                <w:color w:val="5F6F80"/>
-                <w:sz w:val="18"/>
-                <w:szCs w:val="18"/>
-              </w:rPr>
-              <w:t xml:space="preserve">You must be at least 12 years old: a ≥ 12.</w:t>
-            </w:r>
-          </w:p>
-        </w:tc>
-      </w:tr>
-    </w:tbl>
-    <w:tbl>
-      <w:tblPr>
-        <w:tblW w:type="pct" w:w="100%"/>
-        <w:tblBorders>
-          <w:top w:val="none" w:color="FFFFFF" w:sz="0"/>
-          <w:left w:val="none" w:color="FFFFFF" w:sz="0"/>
-          <w:bottom w:val="single" w:color="C7D2DD" w:sz="4"/>
-          <w:right w:val="none" w:color="FFFFFF" w:sz="0"/>
-          <w:insideH w:val="none" w:color="FFFFFF" w:sz="0"/>
-          <w:insideV w:val="none" w:color="FFFFFF" w:sz="0"/>
-        </w:tblBorders>
-      </w:tblPr>
-      <w:tblGrid>
-        <w:gridCol w:w="1800"/>
-        <w:gridCol w:w="7560"/>
-      </w:tblGrid>
-      <w:tr>
-        <w:trPr>
-          <w:cantSplit/>
-        </w:trPr>
-        <w:tc>
-          <w:tcPr>
-            <w:tcW w:type="dxa" w:w="1800"/>
-            <w:tcMar>
-              <w:top w:type="dxa" w:w="100"/>
-              <w:left w:type="dxa" w:w="40"/>
-              <w:bottom w:type="dxa" w:w="100"/>
-              <w:right w:type="dxa" w:w="120"/>
-            </w:tcMar>
-            <w:vAlign w:val="center"/>
-          </w:tcPr>
-          <w:p>
-            <w:pPr>
-              <w:spacing w:after="0"/>
               <w:jc w:val="center"/>
             </w:pPr>
             <w:r>
               <w:drawing>
                 <wp:inline distT="0" distB="0" distL="0" distR="0">
-                  <wp:extent cx="1047750" cy="790575"/>
+                  <wp:extent cx="876300" cy="657225"/>
                   <wp:effectExtent t="0" r="0" b="0" l="0"/>
                   <wp:docPr id="1" name="" descr="" title=""/>
                   <wp:cNvGraphicFramePr>
@@ -470,7 +718,7 @@
                         <pic:spPr bwMode="auto">
                           <a:xfrm>
                             <a:off x="0" y="0"/>
-                            <a:ext cx="1047750" cy="790575"/>
+                            <a:ext cx="876300" cy="657225"/>
                           </a:xfrm>
                           <a:prstGeom prst="rect">
                             <a:avLst/>
@@ -483,32 +731,108 @@
               </w:drawing>
             </w:r>
           </w:p>
-        </w:tc>
-        <w:tc>
-          <w:tcPr>
-            <w:tcW w:type="dxa" w:w="7560"/>
-            <w:tcMar>
-              <w:top w:type="dxa" w:w="100"/>
-              <w:left w:type="dxa" w:w="40"/>
-              <w:bottom w:type="dxa" w:w="100"/>
-              <w:right w:type="dxa" w:w="40"/>
-            </w:tcMar>
-            <w:vAlign w:val="center"/>
-          </w:tcPr>
-          <w:p>
-            <w:pPr>
-              <w:spacing w:after="50"/>
+          <w:p>
+            <w:pPr>
+              <w:spacing w:after="0"/>
+            </w:pPr>
+            <w:r>
+              <w:rPr>
+                <w:i/>
+                <w:iCs/>
+                <w:color w:val="5F6F80"/>
+                <w:sz w:val="18"/>
+                <w:szCs w:val="18"/>
+              </w:rPr>
+              <w:t xml:space="preserve">x &gt; 5 means x can be 6, 7, 8, ... — any number greater than 5</w:t>
+            </w:r>
+          </w:p>
+        </w:tc>
+      </w:tr>
+      <w:tr>
+        <w:trPr>
+          <w:cantSplit/>
+        </w:trPr>
+        <w:tc>
+          <w:tcPr>
+            <w:tcW w:type="dxa" w:w="1800"/>
+            <w:tcMar>
+              <w:top w:type="dxa" w:w="80"/>
+              <w:left w:type="dxa" w:w="100"/>
+              <w:bottom w:type="dxa" w:w="80"/>
+              <w:right w:type="dxa" w:w="100"/>
+            </w:tcMar>
+            <w:vAlign w:val="top"/>
+          </w:tcPr>
+          <w:p>
+            <w:pPr>
+              <w:spacing w:after="30"/>
             </w:pPr>
             <w:r>
               <w:rPr>
                 <w:b/>
                 <w:bCs/>
                 <w:color w:val="12355B"/>
-                <w:sz w:val="24"/>
-                <w:szCs w:val="24"/>
-              </w:rPr>
-              <w:t xml:space="preserve">Inequality</w:t>
-            </w:r>
+                <w:sz w:val="21"/>
+                <w:szCs w:val="21"/>
+              </w:rPr>
+              <w:t xml:space="preserve">Greater than</w:t>
+            </w:r>
+          </w:p>
+          <w:p>
+            <w:pPr>
+              <w:spacing w:after="0"/>
+            </w:pPr>
+            <w:r>
+              <w:rPr>
+                <w:i/>
+                <w:iCs/>
+                <w:color w:val="5F6F80"/>
+                <w:sz w:val="18"/>
+                <w:szCs w:val="18"/>
+              </w:rPr>
+              <w:t xml:space="preserve">Mayor que</w:t>
+            </w:r>
+          </w:p>
+        </w:tc>
+        <w:tc>
+          <w:tcPr>
+            <w:tcW w:type="dxa" w:w="3160"/>
+            <w:tcMar>
+              <w:top w:type="dxa" w:w="80"/>
+              <w:left w:type="dxa" w:w="100"/>
+              <w:bottom w:type="dxa" w:w="80"/>
+              <w:right w:type="dxa" w:w="100"/>
+            </w:tcMar>
+            <w:vAlign w:val="top"/>
+          </w:tcPr>
+          <w:p>
+            <w:pPr>
+              <w:spacing w:after="0"/>
+            </w:pPr>
+            <w:r>
+              <w:rPr>
+                <w:sz w:val="20"/>
+                <w:szCs w:val="20"/>
+              </w:rPr>
+              <w:t xml:space="preserve">The &gt; sign, showing one number is bigger.</w:t>
+            </w:r>
+          </w:p>
+        </w:tc>
+        <w:tc>
+          <w:tcPr>
+            <w:tcW w:type="dxa" w:w="2200"/>
+            <w:tcMar>
+              <w:top w:type="dxa" w:w="80"/>
+              <w:left w:type="dxa" w:w="100"/>
+              <w:bottom w:type="dxa" w:w="80"/>
+              <w:right w:type="dxa" w:w="100"/>
+            </w:tcMar>
+            <w:vAlign w:val="top"/>
+          </w:tcPr>
+          <w:p>
+            <w:pPr>
+              <w:spacing w:after="40"/>
+            </w:pPr>
             <w:r>
               <w:rPr>
                 <w:i/>
@@ -517,89 +841,41 @@
                 <w:sz w:val="19"/>
                 <w:szCs w:val="19"/>
               </w:rPr>
-              <w:t xml:space="preserve">   Desigualdad</w:t>
-            </w:r>
-          </w:p>
+              <w:t xml:space="preserve">Not Greater than: write a counter-example that breaks the definition.</w:t>
+            </w:r>
+          </w:p>
+          <w:p>
+            <w:pPr>
+              <w:pBdr>
+                <w:bottom w:val="single" w:color="AFBECC" w:sz="6"/>
+              </w:pBdr>
+              <w:spacing w:after="30" w:before="150"/>
+            </w:pPr>
+            <w:r>
+              <w:t xml:space="preserve"/>
+            </w:r>
+          </w:p>
+        </w:tc>
+        <w:tc>
+          <w:tcPr>
+            <w:tcW w:type="dxa" w:w="2200"/>
+            <w:tcMar>
+              <w:top w:type="dxa" w:w="80"/>
+              <w:left w:type="dxa" w:w="100"/>
+              <w:bottom w:type="dxa" w:w="80"/>
+              <w:right w:type="dxa" w:w="100"/>
+            </w:tcMar>
+            <w:vAlign w:val="top"/>
+          </w:tcPr>
           <w:p>
             <w:pPr>
               <w:spacing w:after="40"/>
-            </w:pPr>
-            <w:r>
-              <w:rPr>
-                <w:sz w:val="21"/>
-                <w:szCs w:val="21"/>
-              </w:rPr>
-              <w:t xml:space="preserve">A math sentence that compares two sides with &lt;, &gt;, ≤, or ≥.</w:t>
-            </w:r>
-          </w:p>
-          <w:p>
-            <w:pPr>
-              <w:spacing w:after="0"/>
-            </w:pPr>
-            <w:r>
-              <w:rPr>
-                <w:b/>
-                <w:bCs/>
-                <w:color w:val="1FA6A2"/>
-                <w:sz w:val="18"/>
-                <w:szCs w:val="18"/>
-              </w:rPr>
-              <w:t xml:space="preserve">Example:  </w:t>
-            </w:r>
-            <w:r>
-              <w:rPr>
-                <w:i/>
-                <w:iCs/>
-                <w:color w:val="5F6F80"/>
-                <w:sz w:val="18"/>
-                <w:szCs w:val="18"/>
-              </w:rPr>
-              <w:t xml:space="preserve">x &gt; 5 means x can be 6, 7, 8, ... — any number greater than 5</w:t>
-            </w:r>
-          </w:p>
-        </w:tc>
-      </w:tr>
-    </w:tbl>
-    <w:tbl>
-      <w:tblPr>
-        <w:tblW w:type="pct" w:w="100%"/>
-        <w:tblBorders>
-          <w:top w:val="none" w:color="FFFFFF" w:sz="0"/>
-          <w:left w:val="none" w:color="FFFFFF" w:sz="0"/>
-          <w:bottom w:val="single" w:color="C7D2DD" w:sz="4"/>
-          <w:right w:val="none" w:color="FFFFFF" w:sz="0"/>
-          <w:insideH w:val="none" w:color="FFFFFF" w:sz="0"/>
-          <w:insideV w:val="none" w:color="FFFFFF" w:sz="0"/>
-        </w:tblBorders>
-      </w:tblPr>
-      <w:tblGrid>
-        <w:gridCol w:w="1800"/>
-        <w:gridCol w:w="7560"/>
-      </w:tblGrid>
-      <w:tr>
-        <w:trPr>
-          <w:cantSplit/>
-        </w:trPr>
-        <w:tc>
-          <w:tcPr>
-            <w:tcW w:type="dxa" w:w="1800"/>
-            <w:tcMar>
-              <w:top w:type="dxa" w:w="100"/>
-              <w:left w:type="dxa" w:w="40"/>
-              <w:bottom w:type="dxa" w:w="100"/>
-              <w:right w:type="dxa" w:w="120"/>
-            </w:tcMar>
-            <w:vAlign w:val="center"/>
-          </w:tcPr>
-          <w:p>
-            <w:pPr>
-              <w:spacing w:after="0"/>
               <w:jc w:val="center"/>
             </w:pPr>
             <w:r>
               <w:drawing>
                 <wp:inline distT="0" distB="0" distL="0" distR="0">
-                  <wp:extent cx="1047750" cy="790575"/>
+                  <wp:extent cx="876300" cy="657225"/>
                   <wp:effectExtent t="0" r="0" b="0" l="0"/>
                   <wp:docPr id="1" name="" descr="" title=""/>
                   <wp:cNvGraphicFramePr>
@@ -624,7 +900,7 @@
                         <pic:spPr bwMode="auto">
                           <a:xfrm>
                             <a:off x="0" y="0"/>
-                            <a:ext cx="1047750" cy="790575"/>
+                            <a:ext cx="876300" cy="657225"/>
                           </a:xfrm>
                           <a:prstGeom prst="rect">
                             <a:avLst/>
@@ -637,32 +913,108 @@
               </w:drawing>
             </w:r>
           </w:p>
-        </w:tc>
-        <w:tc>
-          <w:tcPr>
-            <w:tcW w:type="dxa" w:w="7560"/>
-            <w:tcMar>
-              <w:top w:type="dxa" w:w="100"/>
-              <w:left w:type="dxa" w:w="40"/>
-              <w:bottom w:type="dxa" w:w="100"/>
-              <w:right w:type="dxa" w:w="40"/>
-            </w:tcMar>
-            <w:vAlign w:val="center"/>
-          </w:tcPr>
-          <w:p>
-            <w:pPr>
-              <w:spacing w:after="50"/>
+          <w:p>
+            <w:pPr>
+              <w:spacing w:after="0"/>
+            </w:pPr>
+            <w:r>
+              <w:rPr>
+                <w:i/>
+                <w:iCs/>
+                <w:color w:val="5F6F80"/>
+                <w:sz w:val="18"/>
+                <w:szCs w:val="18"/>
+              </w:rPr>
+              <w:t xml:space="preserve">8 &gt; 3 — eight is larger than three</w:t>
+            </w:r>
+          </w:p>
+        </w:tc>
+      </w:tr>
+      <w:tr>
+        <w:trPr>
+          <w:cantSplit/>
+        </w:trPr>
+        <w:tc>
+          <w:tcPr>
+            <w:tcW w:type="dxa" w:w="1800"/>
+            <w:tcMar>
+              <w:top w:type="dxa" w:w="80"/>
+              <w:left w:type="dxa" w:w="100"/>
+              <w:bottom w:type="dxa" w:w="80"/>
+              <w:right w:type="dxa" w:w="100"/>
+            </w:tcMar>
+            <w:vAlign w:val="top"/>
+          </w:tcPr>
+          <w:p>
+            <w:pPr>
+              <w:spacing w:after="30"/>
             </w:pPr>
             <w:r>
               <w:rPr>
                 <w:b/>
                 <w:bCs/>
                 <w:color w:val="12355B"/>
-                <w:sz w:val="24"/>
-                <w:szCs w:val="24"/>
-              </w:rPr>
-              <w:t xml:space="preserve">Greater than</w:t>
-            </w:r>
+                <w:sz w:val="21"/>
+                <w:szCs w:val="21"/>
+              </w:rPr>
+              <w:t xml:space="preserve">Less than</w:t>
+            </w:r>
+          </w:p>
+          <w:p>
+            <w:pPr>
+              <w:spacing w:after="0"/>
+            </w:pPr>
+            <w:r>
+              <w:rPr>
+                <w:i/>
+                <w:iCs/>
+                <w:color w:val="5F6F80"/>
+                <w:sz w:val="18"/>
+                <w:szCs w:val="18"/>
+              </w:rPr>
+              <w:t xml:space="preserve">Menor que</w:t>
+            </w:r>
+          </w:p>
+        </w:tc>
+        <w:tc>
+          <w:tcPr>
+            <w:tcW w:type="dxa" w:w="3160"/>
+            <w:tcMar>
+              <w:top w:type="dxa" w:w="80"/>
+              <w:left w:type="dxa" w:w="100"/>
+              <w:bottom w:type="dxa" w:w="80"/>
+              <w:right w:type="dxa" w:w="100"/>
+            </w:tcMar>
+            <w:vAlign w:val="top"/>
+          </w:tcPr>
+          <w:p>
+            <w:pPr>
+              <w:spacing w:after="0"/>
+            </w:pPr>
+            <w:r>
+              <w:rPr>
+                <w:sz w:val="20"/>
+                <w:szCs w:val="20"/>
+              </w:rPr>
+              <w:t xml:space="preserve">The &lt; sign, showing one number is smaller.</w:t>
+            </w:r>
+          </w:p>
+        </w:tc>
+        <w:tc>
+          <w:tcPr>
+            <w:tcW w:type="dxa" w:w="2200"/>
+            <w:tcMar>
+              <w:top w:type="dxa" w:w="80"/>
+              <w:left w:type="dxa" w:w="100"/>
+              <w:bottom w:type="dxa" w:w="80"/>
+              <w:right w:type="dxa" w:w="100"/>
+            </w:tcMar>
+            <w:vAlign w:val="top"/>
+          </w:tcPr>
+          <w:p>
+            <w:pPr>
+              <w:spacing w:after="40"/>
+            </w:pPr>
             <w:r>
               <w:rPr>
                 <w:i/>
@@ -671,89 +1023,41 @@
                 <w:sz w:val="19"/>
                 <w:szCs w:val="19"/>
               </w:rPr>
-              <w:t xml:space="preserve">   Mayor que</w:t>
-            </w:r>
-          </w:p>
+              <w:t xml:space="preserve">Not Less than: write a counter-example that breaks the definition.</w:t>
+            </w:r>
+          </w:p>
+          <w:p>
+            <w:pPr>
+              <w:pBdr>
+                <w:bottom w:val="single" w:color="AFBECC" w:sz="6"/>
+              </w:pBdr>
+              <w:spacing w:after="30" w:before="150"/>
+            </w:pPr>
+            <w:r>
+              <w:t xml:space="preserve"/>
+            </w:r>
+          </w:p>
+        </w:tc>
+        <w:tc>
+          <w:tcPr>
+            <w:tcW w:type="dxa" w:w="2200"/>
+            <w:tcMar>
+              <w:top w:type="dxa" w:w="80"/>
+              <w:left w:type="dxa" w:w="100"/>
+              <w:bottom w:type="dxa" w:w="80"/>
+              <w:right w:type="dxa" w:w="100"/>
+            </w:tcMar>
+            <w:vAlign w:val="top"/>
+          </w:tcPr>
           <w:p>
             <w:pPr>
               <w:spacing w:after="40"/>
-            </w:pPr>
-            <w:r>
-              <w:rPr>
-                <w:sz w:val="21"/>
-                <w:szCs w:val="21"/>
-              </w:rPr>
-              <w:t xml:space="preserve">The &gt; sign, showing one number is bigger.</w:t>
-            </w:r>
-          </w:p>
-          <w:p>
-            <w:pPr>
-              <w:spacing w:after="0"/>
-            </w:pPr>
-            <w:r>
-              <w:rPr>
-                <w:b/>
-                <w:bCs/>
-                <w:color w:val="1FA6A2"/>
-                <w:sz w:val="18"/>
-                <w:szCs w:val="18"/>
-              </w:rPr>
-              <w:t xml:space="preserve">Example:  </w:t>
-            </w:r>
-            <w:r>
-              <w:rPr>
-                <w:i/>
-                <w:iCs/>
-                <w:color w:val="5F6F80"/>
-                <w:sz w:val="18"/>
-                <w:szCs w:val="18"/>
-              </w:rPr>
-              <w:t xml:space="preserve">8 &gt; 3 — eight is larger than three</w:t>
-            </w:r>
-          </w:p>
-        </w:tc>
-      </w:tr>
-    </w:tbl>
-    <w:tbl>
-      <w:tblPr>
-        <w:tblW w:type="pct" w:w="100%"/>
-        <w:tblBorders>
-          <w:top w:val="none" w:color="FFFFFF" w:sz="0"/>
-          <w:left w:val="none" w:color="FFFFFF" w:sz="0"/>
-          <w:bottom w:val="single" w:color="C7D2DD" w:sz="4"/>
-          <w:right w:val="none" w:color="FFFFFF" w:sz="0"/>
-          <w:insideH w:val="none" w:color="FFFFFF" w:sz="0"/>
-          <w:insideV w:val="none" w:color="FFFFFF" w:sz="0"/>
-        </w:tblBorders>
-      </w:tblPr>
-      <w:tblGrid>
-        <w:gridCol w:w="1800"/>
-        <w:gridCol w:w="7560"/>
-      </w:tblGrid>
-      <w:tr>
-        <w:trPr>
-          <w:cantSplit/>
-        </w:trPr>
-        <w:tc>
-          <w:tcPr>
-            <w:tcW w:type="dxa" w:w="1800"/>
-            <w:tcMar>
-              <w:top w:type="dxa" w:w="100"/>
-              <w:left w:type="dxa" w:w="40"/>
-              <w:bottom w:type="dxa" w:w="100"/>
-              <w:right w:type="dxa" w:w="120"/>
-            </w:tcMar>
-            <w:vAlign w:val="center"/>
-          </w:tcPr>
-          <w:p>
-            <w:pPr>
-              <w:spacing w:after="0"/>
               <w:jc w:val="center"/>
             </w:pPr>
             <w:r>
               <w:drawing>
                 <wp:inline distT="0" distB="0" distL="0" distR="0">
-                  <wp:extent cx="1047750" cy="790575"/>
+                  <wp:extent cx="876300" cy="657225"/>
                   <wp:effectExtent t="0" r="0" b="0" l="0"/>
                   <wp:docPr id="1" name="" descr="" title=""/>
                   <wp:cNvGraphicFramePr>
@@ -778,7 +1082,7 @@
                         <pic:spPr bwMode="auto">
                           <a:xfrm>
                             <a:off x="0" y="0"/>
-                            <a:ext cx="1047750" cy="790575"/>
+                            <a:ext cx="876300" cy="657225"/>
                           </a:xfrm>
                           <a:prstGeom prst="rect">
                             <a:avLst/>
@@ -791,32 +1095,108 @@
               </w:drawing>
             </w:r>
           </w:p>
-        </w:tc>
-        <w:tc>
-          <w:tcPr>
-            <w:tcW w:type="dxa" w:w="7560"/>
-            <w:tcMar>
-              <w:top w:type="dxa" w:w="100"/>
-              <w:left w:type="dxa" w:w="40"/>
-              <w:bottom w:type="dxa" w:w="100"/>
-              <w:right w:type="dxa" w:w="40"/>
-            </w:tcMar>
-            <w:vAlign w:val="center"/>
-          </w:tcPr>
-          <w:p>
-            <w:pPr>
-              <w:spacing w:after="50"/>
+          <w:p>
+            <w:pPr>
+              <w:spacing w:after="0"/>
+            </w:pPr>
+            <w:r>
+              <w:rPr>
+                <w:i/>
+                <w:iCs/>
+                <w:color w:val="5F6F80"/>
+                <w:sz w:val="18"/>
+                <w:szCs w:val="18"/>
+              </w:rPr>
+              <w:t xml:space="preserve">2 &lt; 7 — two is smaller than seven</w:t>
+            </w:r>
+          </w:p>
+        </w:tc>
+      </w:tr>
+      <w:tr>
+        <w:trPr>
+          <w:cantSplit/>
+        </w:trPr>
+        <w:tc>
+          <w:tcPr>
+            <w:tcW w:type="dxa" w:w="1800"/>
+            <w:tcMar>
+              <w:top w:type="dxa" w:w="80"/>
+              <w:left w:type="dxa" w:w="100"/>
+              <w:bottom w:type="dxa" w:w="80"/>
+              <w:right w:type="dxa" w:w="100"/>
+            </w:tcMar>
+            <w:vAlign w:val="top"/>
+          </w:tcPr>
+          <w:p>
+            <w:pPr>
+              <w:spacing w:after="30"/>
             </w:pPr>
             <w:r>
               <w:rPr>
                 <w:b/>
                 <w:bCs/>
                 <w:color w:val="12355B"/>
-                <w:sz w:val="24"/>
-                <w:szCs w:val="24"/>
-              </w:rPr>
-              <w:t xml:space="preserve">Less than</w:t>
-            </w:r>
+                <w:sz w:val="21"/>
+                <w:szCs w:val="21"/>
+              </w:rPr>
+              <w:t xml:space="preserve">At least / At most</w:t>
+            </w:r>
+          </w:p>
+          <w:p>
+            <w:pPr>
+              <w:spacing w:after="0"/>
+            </w:pPr>
+            <w:r>
+              <w:rPr>
+                <w:i/>
+                <w:iCs/>
+                <w:color w:val="5F6F80"/>
+                <w:sz w:val="18"/>
+                <w:szCs w:val="18"/>
+              </w:rPr>
+              <w:t xml:space="preserve">Al menos / A lo más</w:t>
+            </w:r>
+          </w:p>
+        </w:tc>
+        <w:tc>
+          <w:tcPr>
+            <w:tcW w:type="dxa" w:w="3160"/>
+            <w:tcMar>
+              <w:top w:type="dxa" w:w="80"/>
+              <w:left w:type="dxa" w:w="100"/>
+              <w:bottom w:type="dxa" w:w="80"/>
+              <w:right w:type="dxa" w:w="100"/>
+            </w:tcMar>
+            <w:vAlign w:val="top"/>
+          </w:tcPr>
+          <w:p>
+            <w:pPr>
+              <w:spacing w:after="0"/>
+            </w:pPr>
+            <w:r>
+              <w:rPr>
+                <w:sz w:val="20"/>
+                <w:szCs w:val="20"/>
+              </w:rPr>
+              <w:t xml:space="preserve">'At least' means ≥. 'At most' means ≤.</w:t>
+            </w:r>
+          </w:p>
+        </w:tc>
+        <w:tc>
+          <w:tcPr>
+            <w:tcW w:type="dxa" w:w="2200"/>
+            <w:tcMar>
+              <w:top w:type="dxa" w:w="80"/>
+              <w:left w:type="dxa" w:w="100"/>
+              <w:bottom w:type="dxa" w:w="80"/>
+              <w:right w:type="dxa" w:w="100"/>
+            </w:tcMar>
+            <w:vAlign w:val="top"/>
+          </w:tcPr>
+          <w:p>
+            <w:pPr>
+              <w:spacing w:after="40"/>
+            </w:pPr>
             <w:r>
               <w:rPr>
                 <w:i/>
@@ -825,89 +1205,41 @@
                 <w:sz w:val="19"/>
                 <w:szCs w:val="19"/>
               </w:rPr>
-              <w:t xml:space="preserve">   Menor que</w:t>
-            </w:r>
-          </w:p>
+              <w:t xml:space="preserve">Not At least / At most: write a counter-example that breaks the definition.</w:t>
+            </w:r>
+          </w:p>
+          <w:p>
+            <w:pPr>
+              <w:pBdr>
+                <w:bottom w:val="single" w:color="AFBECC" w:sz="6"/>
+              </w:pBdr>
+              <w:spacing w:after="30" w:before="150"/>
+            </w:pPr>
+            <w:r>
+              <w:t xml:space="preserve"/>
+            </w:r>
+          </w:p>
+        </w:tc>
+        <w:tc>
+          <w:tcPr>
+            <w:tcW w:type="dxa" w:w="2200"/>
+            <w:tcMar>
+              <w:top w:type="dxa" w:w="80"/>
+              <w:left w:type="dxa" w:w="100"/>
+              <w:bottom w:type="dxa" w:w="80"/>
+              <w:right w:type="dxa" w:w="100"/>
+            </w:tcMar>
+            <w:vAlign w:val="top"/>
+          </w:tcPr>
           <w:p>
             <w:pPr>
               <w:spacing w:after="40"/>
-            </w:pPr>
-            <w:r>
-              <w:rPr>
-                <w:sz w:val="21"/>
-                <w:szCs w:val="21"/>
-              </w:rPr>
-              <w:t xml:space="preserve">The &lt; sign, showing one number is smaller.</w:t>
-            </w:r>
-          </w:p>
-          <w:p>
-            <w:pPr>
-              <w:spacing w:after="0"/>
-            </w:pPr>
-            <w:r>
-              <w:rPr>
-                <w:b/>
-                <w:bCs/>
-                <w:color w:val="1FA6A2"/>
-                <w:sz w:val="18"/>
-                <w:szCs w:val="18"/>
-              </w:rPr>
-              <w:t xml:space="preserve">Example:  </w:t>
-            </w:r>
-            <w:r>
-              <w:rPr>
-                <w:i/>
-                <w:iCs/>
-                <w:color w:val="5F6F80"/>
-                <w:sz w:val="18"/>
-                <w:szCs w:val="18"/>
-              </w:rPr>
-              <w:t xml:space="preserve">2 &lt; 7 — two is smaller than seven</w:t>
-            </w:r>
-          </w:p>
-        </w:tc>
-      </w:tr>
-    </w:tbl>
-    <w:tbl>
-      <w:tblPr>
-        <w:tblW w:type="pct" w:w="100%"/>
-        <w:tblBorders>
-          <w:top w:val="none" w:color="FFFFFF" w:sz="0"/>
-          <w:left w:val="none" w:color="FFFFFF" w:sz="0"/>
-          <w:bottom w:val="single" w:color="C7D2DD" w:sz="4"/>
-          <w:right w:val="none" w:color="FFFFFF" w:sz="0"/>
-          <w:insideH w:val="none" w:color="FFFFFF" w:sz="0"/>
-          <w:insideV w:val="none" w:color="FFFFFF" w:sz="0"/>
-        </w:tblBorders>
-      </w:tblPr>
-      <w:tblGrid>
-        <w:gridCol w:w="1800"/>
-        <w:gridCol w:w="7560"/>
-      </w:tblGrid>
-      <w:tr>
-        <w:trPr>
-          <w:cantSplit/>
-        </w:trPr>
-        <w:tc>
-          <w:tcPr>
-            <w:tcW w:type="dxa" w:w="1800"/>
-            <w:tcMar>
-              <w:top w:type="dxa" w:w="100"/>
-              <w:left w:type="dxa" w:w="40"/>
-              <w:bottom w:type="dxa" w:w="100"/>
-              <w:right w:type="dxa" w:w="120"/>
-            </w:tcMar>
-            <w:vAlign w:val="center"/>
-          </w:tcPr>
-          <w:p>
-            <w:pPr>
-              <w:spacing w:after="0"/>
               <w:jc w:val="center"/>
             </w:pPr>
             <w:r>
               <w:drawing>
                 <wp:inline distT="0" distB="0" distL="0" distR="0">
-                  <wp:extent cx="1047750" cy="790575"/>
+                  <wp:extent cx="876300" cy="657225"/>
                   <wp:effectExtent t="0" r="0" b="0" l="0"/>
                   <wp:docPr id="1" name="" descr="" title=""/>
                   <wp:cNvGraphicFramePr>
@@ -932,7 +1264,7 @@
                         <pic:spPr bwMode="auto">
                           <a:xfrm>
                             <a:off x="0" y="0"/>
-                            <a:ext cx="1047750" cy="790575"/>
+                            <a:ext cx="876300" cy="657225"/>
                           </a:xfrm>
                           <a:prstGeom prst="rect">
                             <a:avLst/>
@@ -945,32 +1277,108 @@
               </w:drawing>
             </w:r>
           </w:p>
-        </w:tc>
-        <w:tc>
-          <w:tcPr>
-            <w:tcW w:type="dxa" w:w="7560"/>
-            <w:tcMar>
-              <w:top w:type="dxa" w:w="100"/>
-              <w:left w:type="dxa" w:w="40"/>
-              <w:bottom w:type="dxa" w:w="100"/>
-              <w:right w:type="dxa" w:w="40"/>
-            </w:tcMar>
-            <w:vAlign w:val="center"/>
-          </w:tcPr>
-          <w:p>
-            <w:pPr>
-              <w:spacing w:after="50"/>
+          <w:p>
+            <w:pPr>
+              <w:spacing w:after="0"/>
+            </w:pPr>
+            <w:r>
+              <w:rPr>
+                <w:i/>
+                <w:iCs/>
+                <w:color w:val="5F6F80"/>
+                <w:sz w:val="18"/>
+                <w:szCs w:val="18"/>
+              </w:rPr>
+              <w:t xml:space="preserve">'At least 10 players' → p ≥ 10 (could be 10, 11, 12, ...); 'At most 5 tries' → t ≤ 5 (could be 5, 4, 3, ...)</w:t>
+            </w:r>
+          </w:p>
+        </w:tc>
+      </w:tr>
+      <w:tr>
+        <w:trPr>
+          <w:cantSplit/>
+        </w:trPr>
+        <w:tc>
+          <w:tcPr>
+            <w:tcW w:type="dxa" w:w="1800"/>
+            <w:tcMar>
+              <w:top w:type="dxa" w:w="80"/>
+              <w:left w:type="dxa" w:w="100"/>
+              <w:bottom w:type="dxa" w:w="80"/>
+              <w:right w:type="dxa" w:w="100"/>
+            </w:tcMar>
+            <w:vAlign w:val="top"/>
+          </w:tcPr>
+          <w:p>
+            <w:pPr>
+              <w:spacing w:after="30"/>
             </w:pPr>
             <w:r>
               <w:rPr>
                 <w:b/>
                 <w:bCs/>
                 <w:color w:val="12355B"/>
-                <w:sz w:val="24"/>
-                <w:szCs w:val="24"/>
-              </w:rPr>
-              <w:t xml:space="preserve">At least / At most</w:t>
-            </w:r>
+                <w:sz w:val="21"/>
+                <w:szCs w:val="21"/>
+              </w:rPr>
+              <w:t xml:space="preserve">Variable</w:t>
+            </w:r>
+          </w:p>
+          <w:p>
+            <w:pPr>
+              <w:spacing w:after="0"/>
+            </w:pPr>
+            <w:r>
+              <w:rPr>
+                <w:i/>
+                <w:iCs/>
+                <w:color w:val="5F6F80"/>
+                <w:sz w:val="18"/>
+                <w:szCs w:val="18"/>
+              </w:rPr>
+              <w:t xml:space="preserve">Variable</w:t>
+            </w:r>
+          </w:p>
+        </w:tc>
+        <w:tc>
+          <w:tcPr>
+            <w:tcW w:type="dxa" w:w="3160"/>
+            <w:tcMar>
+              <w:top w:type="dxa" w:w="80"/>
+              <w:left w:type="dxa" w:w="100"/>
+              <w:bottom w:type="dxa" w:w="80"/>
+              <w:right w:type="dxa" w:w="100"/>
+            </w:tcMar>
+            <w:vAlign w:val="top"/>
+          </w:tcPr>
+          <w:p>
+            <w:pPr>
+              <w:spacing w:after="0"/>
+            </w:pPr>
+            <w:r>
+              <w:rPr>
+                <w:sz w:val="20"/>
+                <w:szCs w:val="20"/>
+              </w:rPr>
+              <w:t xml:space="preserve">A letter that stands for a number that is unknown or can change.</w:t>
+            </w:r>
+          </w:p>
+        </w:tc>
+        <w:tc>
+          <w:tcPr>
+            <w:tcW w:type="dxa" w:w="2200"/>
+            <w:tcMar>
+              <w:top w:type="dxa" w:w="80"/>
+              <w:left w:type="dxa" w:w="100"/>
+              <w:bottom w:type="dxa" w:w="80"/>
+              <w:right w:type="dxa" w:w="100"/>
+            </w:tcMar>
+            <w:vAlign w:val="top"/>
+          </w:tcPr>
+          <w:p>
+            <w:pPr>
+              <w:spacing w:after="40"/>
+            </w:pPr>
             <w:r>
               <w:rPr>
                 <w:i/>
@@ -979,89 +1387,41 @@
                 <w:sz w:val="19"/>
                 <w:szCs w:val="19"/>
               </w:rPr>
-              <w:t xml:space="preserve">   Al menos / A lo más</w:t>
-            </w:r>
-          </w:p>
+              <w:t xml:space="preserve">Not Variable: write a counter-example that breaks the definition.</w:t>
+            </w:r>
+          </w:p>
+          <w:p>
+            <w:pPr>
+              <w:pBdr>
+                <w:bottom w:val="single" w:color="AFBECC" w:sz="6"/>
+              </w:pBdr>
+              <w:spacing w:after="30" w:before="150"/>
+            </w:pPr>
+            <w:r>
+              <w:t xml:space="preserve"/>
+            </w:r>
+          </w:p>
+        </w:tc>
+        <w:tc>
+          <w:tcPr>
+            <w:tcW w:type="dxa" w:w="2200"/>
+            <w:tcMar>
+              <w:top w:type="dxa" w:w="80"/>
+              <w:left w:type="dxa" w:w="100"/>
+              <w:bottom w:type="dxa" w:w="80"/>
+              <w:right w:type="dxa" w:w="100"/>
+            </w:tcMar>
+            <w:vAlign w:val="top"/>
+          </w:tcPr>
           <w:p>
             <w:pPr>
               <w:spacing w:after="40"/>
-            </w:pPr>
-            <w:r>
-              <w:rPr>
-                <w:sz w:val="21"/>
-                <w:szCs w:val="21"/>
-              </w:rPr>
-              <w:t xml:space="preserve">'At least' means ≥. 'At most' means ≤.</w:t>
-            </w:r>
-          </w:p>
-          <w:p>
-            <w:pPr>
-              <w:spacing w:after="0"/>
-            </w:pPr>
-            <w:r>
-              <w:rPr>
-                <w:b/>
-                <w:bCs/>
-                <w:color w:val="1FA6A2"/>
-                <w:sz w:val="18"/>
-                <w:szCs w:val="18"/>
-              </w:rPr>
-              <w:t xml:space="preserve">Example:  </w:t>
-            </w:r>
-            <w:r>
-              <w:rPr>
-                <w:i/>
-                <w:iCs/>
-                <w:color w:val="5F6F80"/>
-                <w:sz w:val="18"/>
-                <w:szCs w:val="18"/>
-              </w:rPr>
-              <w:t xml:space="preserve">'At least 10 players' → p ≥ 10 (could be 10, 11, 12, ...); 'At most 5 tries' → t ≤ 5 (could be 5, 4, 3, ...)</w:t>
-            </w:r>
-          </w:p>
-        </w:tc>
-      </w:tr>
-    </w:tbl>
-    <w:tbl>
-      <w:tblPr>
-        <w:tblW w:type="pct" w:w="100%"/>
-        <w:tblBorders>
-          <w:top w:val="none" w:color="FFFFFF" w:sz="0"/>
-          <w:left w:val="none" w:color="FFFFFF" w:sz="0"/>
-          <w:bottom w:val="single" w:color="C7D2DD" w:sz="4"/>
-          <w:right w:val="none" w:color="FFFFFF" w:sz="0"/>
-          <w:insideH w:val="none" w:color="FFFFFF" w:sz="0"/>
-          <w:insideV w:val="none" w:color="FFFFFF" w:sz="0"/>
-        </w:tblBorders>
-      </w:tblPr>
-      <w:tblGrid>
-        <w:gridCol w:w="1800"/>
-        <w:gridCol w:w="7560"/>
-      </w:tblGrid>
-      <w:tr>
-        <w:trPr>
-          <w:cantSplit/>
-        </w:trPr>
-        <w:tc>
-          <w:tcPr>
-            <w:tcW w:type="dxa" w:w="1800"/>
-            <w:tcMar>
-              <w:top w:type="dxa" w:w="100"/>
-              <w:left w:type="dxa" w:w="40"/>
-              <w:bottom w:type="dxa" w:w="100"/>
-              <w:right w:type="dxa" w:w="120"/>
-            </w:tcMar>
-            <w:vAlign w:val="center"/>
-          </w:tcPr>
-          <w:p>
-            <w:pPr>
-              <w:spacing w:after="0"/>
               <w:jc w:val="center"/>
             </w:pPr>
             <w:r>
               <w:drawing>
                 <wp:inline distT="0" distB="0" distL="0" distR="0">
-                  <wp:extent cx="1047750" cy="790575"/>
+                  <wp:extent cx="876300" cy="657225"/>
                   <wp:effectExtent t="0" r="0" b="0" l="0"/>
                   <wp:docPr id="1" name="" descr="" title=""/>
                   <wp:cNvGraphicFramePr>
@@ -1086,7 +1446,7 @@
                         <pic:spPr bwMode="auto">
                           <a:xfrm>
                             <a:off x="0" y="0"/>
-                            <a:ext cx="1047750" cy="790575"/>
+                            <a:ext cx="876300" cy="657225"/>
                           </a:xfrm>
                           <a:prstGeom prst="rect">
                             <a:avLst/>
@@ -1099,32 +1459,108 @@
               </w:drawing>
             </w:r>
           </w:p>
-        </w:tc>
-        <w:tc>
-          <w:tcPr>
-            <w:tcW w:type="dxa" w:w="7560"/>
-            <w:tcMar>
-              <w:top w:type="dxa" w:w="100"/>
-              <w:left w:type="dxa" w:w="40"/>
-              <w:bottom w:type="dxa" w:w="100"/>
-              <w:right w:type="dxa" w:w="40"/>
-            </w:tcMar>
-            <w:vAlign w:val="center"/>
-          </w:tcPr>
-          <w:p>
-            <w:pPr>
-              <w:spacing w:after="50"/>
+          <w:p>
+            <w:pPr>
+              <w:spacing w:after="0"/>
+            </w:pPr>
+            <w:r>
+              <w:rPr>
+                <w:i/>
+                <w:iCs/>
+                <w:color w:val="5F6F80"/>
+                <w:sz w:val="18"/>
+                <w:szCs w:val="18"/>
+              </w:rPr>
+              <w:t xml:space="preserve">In x &gt; 5, the letter x stands for any number greater than 5.</w:t>
+            </w:r>
+          </w:p>
+        </w:tc>
+      </w:tr>
+      <w:tr>
+        <w:trPr>
+          <w:cantSplit/>
+        </w:trPr>
+        <w:tc>
+          <w:tcPr>
+            <w:tcW w:type="dxa" w:w="1800"/>
+            <w:tcMar>
+              <w:top w:type="dxa" w:w="80"/>
+              <w:left w:type="dxa" w:w="100"/>
+              <w:bottom w:type="dxa" w:w="80"/>
+              <w:right w:type="dxa" w:w="100"/>
+            </w:tcMar>
+            <w:vAlign w:val="top"/>
+          </w:tcPr>
+          <w:p>
+            <w:pPr>
+              <w:spacing w:after="30"/>
             </w:pPr>
             <w:r>
               <w:rPr>
                 <w:b/>
                 <w:bCs/>
                 <w:color w:val="12355B"/>
-                <w:sz w:val="24"/>
-                <w:szCs w:val="24"/>
-              </w:rPr>
-              <w:t xml:space="preserve">Variable</w:t>
-            </w:r>
+                <w:sz w:val="21"/>
+                <w:szCs w:val="21"/>
+              </w:rPr>
+              <w:t xml:space="preserve">No more than</w:t>
+            </w:r>
+          </w:p>
+          <w:p>
+            <w:pPr>
+              <w:spacing w:after="0"/>
+            </w:pPr>
+            <w:r>
+              <w:rPr>
+                <w:i/>
+                <w:iCs/>
+                <w:color w:val="5F6F80"/>
+                <w:sz w:val="18"/>
+                <w:szCs w:val="18"/>
+              </w:rPr>
+              <w:t xml:space="preserve">No más de</w:t>
+            </w:r>
+          </w:p>
+        </w:tc>
+        <w:tc>
+          <w:tcPr>
+            <w:tcW w:type="dxa" w:w="3160"/>
+            <w:tcMar>
+              <w:top w:type="dxa" w:w="80"/>
+              <w:left w:type="dxa" w:w="100"/>
+              <w:bottom w:type="dxa" w:w="80"/>
+              <w:right w:type="dxa" w:w="100"/>
+            </w:tcMar>
+            <w:vAlign w:val="top"/>
+          </w:tcPr>
+          <w:p>
+            <w:pPr>
+              <w:spacing w:after="0"/>
+            </w:pPr>
+            <w:r>
+              <w:rPr>
+                <w:sz w:val="20"/>
+                <w:szCs w:val="20"/>
+              </w:rPr>
+              <w:t xml:space="preserve">A phrase meaning less than or equal to (≤).</w:t>
+            </w:r>
+          </w:p>
+        </w:tc>
+        <w:tc>
+          <w:tcPr>
+            <w:tcW w:type="dxa" w:w="2200"/>
+            <w:tcMar>
+              <w:top w:type="dxa" w:w="80"/>
+              <w:left w:type="dxa" w:w="100"/>
+              <w:bottom w:type="dxa" w:w="80"/>
+              <w:right w:type="dxa" w:w="100"/>
+            </w:tcMar>
+            <w:vAlign w:val="top"/>
+          </w:tcPr>
+          <w:p>
+            <w:pPr>
+              <w:spacing w:after="40"/>
+            </w:pPr>
             <w:r>
               <w:rPr>
                 <w:i/>
@@ -1133,89 +1569,41 @@
                 <w:sz w:val="19"/>
                 <w:szCs w:val="19"/>
               </w:rPr>
-              <w:t xml:space="preserve">   Variable</w:t>
-            </w:r>
-          </w:p>
+              <w:t xml:space="preserve">Not No more than: write a counter-example that breaks the definition.</w:t>
+            </w:r>
+          </w:p>
+          <w:p>
+            <w:pPr>
+              <w:pBdr>
+                <w:bottom w:val="single" w:color="AFBECC" w:sz="6"/>
+              </w:pBdr>
+              <w:spacing w:after="30" w:before="150"/>
+            </w:pPr>
+            <w:r>
+              <w:t xml:space="preserve"/>
+            </w:r>
+          </w:p>
+        </w:tc>
+        <w:tc>
+          <w:tcPr>
+            <w:tcW w:type="dxa" w:w="2200"/>
+            <w:tcMar>
+              <w:top w:type="dxa" w:w="80"/>
+              <w:left w:type="dxa" w:w="100"/>
+              <w:bottom w:type="dxa" w:w="80"/>
+              <w:right w:type="dxa" w:w="100"/>
+            </w:tcMar>
+            <w:vAlign w:val="top"/>
+          </w:tcPr>
           <w:p>
             <w:pPr>
               <w:spacing w:after="40"/>
-            </w:pPr>
-            <w:r>
-              <w:rPr>
-                <w:sz w:val="21"/>
-                <w:szCs w:val="21"/>
-              </w:rPr>
-              <w:t xml:space="preserve">A letter that stands for a number that is unknown or can change.</w:t>
-            </w:r>
-          </w:p>
-          <w:p>
-            <w:pPr>
-              <w:spacing w:after="0"/>
-            </w:pPr>
-            <w:r>
-              <w:rPr>
-                <w:b/>
-                <w:bCs/>
-                <w:color w:val="1FA6A2"/>
-                <w:sz w:val="18"/>
-                <w:szCs w:val="18"/>
-              </w:rPr>
-              <w:t xml:space="preserve">Example:  </w:t>
-            </w:r>
-            <w:r>
-              <w:rPr>
-                <w:i/>
-                <w:iCs/>
-                <w:color w:val="5F6F80"/>
-                <w:sz w:val="18"/>
-                <w:szCs w:val="18"/>
-              </w:rPr>
-              <w:t xml:space="preserve">In x &gt; 5, the letter x stands for any number greater than 5.</w:t>
-            </w:r>
-          </w:p>
-        </w:tc>
-      </w:tr>
-    </w:tbl>
-    <w:tbl>
-      <w:tblPr>
-        <w:tblW w:type="pct" w:w="100%"/>
-        <w:tblBorders>
-          <w:top w:val="none" w:color="FFFFFF" w:sz="0"/>
-          <w:left w:val="none" w:color="FFFFFF" w:sz="0"/>
-          <w:bottom w:val="single" w:color="C7D2DD" w:sz="4"/>
-          <w:right w:val="none" w:color="FFFFFF" w:sz="0"/>
-          <w:insideH w:val="none" w:color="FFFFFF" w:sz="0"/>
-          <w:insideV w:val="none" w:color="FFFFFF" w:sz="0"/>
-        </w:tblBorders>
-      </w:tblPr>
-      <w:tblGrid>
-        <w:gridCol w:w="1800"/>
-        <w:gridCol w:w="7560"/>
-      </w:tblGrid>
-      <w:tr>
-        <w:trPr>
-          <w:cantSplit/>
-        </w:trPr>
-        <w:tc>
-          <w:tcPr>
-            <w:tcW w:type="dxa" w:w="1800"/>
-            <w:tcMar>
-              <w:top w:type="dxa" w:w="100"/>
-              <w:left w:type="dxa" w:w="40"/>
-              <w:bottom w:type="dxa" w:w="100"/>
-              <w:right w:type="dxa" w:w="120"/>
-            </w:tcMar>
-            <w:vAlign w:val="center"/>
-          </w:tcPr>
-          <w:p>
-            <w:pPr>
-              <w:spacing w:after="0"/>
               <w:jc w:val="center"/>
             </w:pPr>
             <w:r>
               <w:drawing>
                 <wp:inline distT="0" distB="0" distL="0" distR="0">
-                  <wp:extent cx="1047750" cy="790575"/>
+                  <wp:extent cx="876300" cy="657225"/>
                   <wp:effectExtent t="0" r="0" b="0" l="0"/>
                   <wp:docPr id="1" name="" descr="" title=""/>
                   <wp:cNvGraphicFramePr>
@@ -1240,7 +1628,7 @@
                         <pic:spPr bwMode="auto">
                           <a:xfrm>
                             <a:off x="0" y="0"/>
-                            <a:ext cx="1047750" cy="790575"/>
+                            <a:ext cx="876300" cy="657225"/>
                           </a:xfrm>
                           <a:prstGeom prst="rect">
                             <a:avLst/>
@@ -1253,32 +1641,108 @@
               </w:drawing>
             </w:r>
           </w:p>
-        </w:tc>
-        <w:tc>
-          <w:tcPr>
-            <w:tcW w:type="dxa" w:w="7560"/>
-            <w:tcMar>
-              <w:top w:type="dxa" w:w="100"/>
-              <w:left w:type="dxa" w:w="40"/>
-              <w:bottom w:type="dxa" w:w="100"/>
-              <w:right w:type="dxa" w:w="40"/>
-            </w:tcMar>
-            <w:vAlign w:val="center"/>
-          </w:tcPr>
-          <w:p>
-            <w:pPr>
-              <w:spacing w:after="50"/>
+          <w:p>
+            <w:pPr>
+              <w:spacing w:after="0"/>
+            </w:pPr>
+            <w:r>
+              <w:rPr>
+                <w:i/>
+                <w:iCs/>
+                <w:color w:val="5F6F80"/>
+                <w:sz w:val="18"/>
+                <w:szCs w:val="18"/>
+              </w:rPr>
+              <w:t xml:space="preserve">“No more than 8 people” means people ≤ 8.</w:t>
+            </w:r>
+          </w:p>
+        </w:tc>
+      </w:tr>
+      <w:tr>
+        <w:trPr>
+          <w:cantSplit/>
+        </w:trPr>
+        <w:tc>
+          <w:tcPr>
+            <w:tcW w:type="dxa" w:w="1800"/>
+            <w:tcMar>
+              <w:top w:type="dxa" w:w="80"/>
+              <w:left w:type="dxa" w:w="100"/>
+              <w:bottom w:type="dxa" w:w="80"/>
+              <w:right w:type="dxa" w:w="100"/>
+            </w:tcMar>
+            <w:vAlign w:val="top"/>
+          </w:tcPr>
+          <w:p>
+            <w:pPr>
+              <w:spacing w:after="30"/>
             </w:pPr>
             <w:r>
               <w:rPr>
                 <w:b/>
                 <w:bCs/>
                 <w:color w:val="12355B"/>
-                <w:sz w:val="24"/>
-                <w:szCs w:val="24"/>
-              </w:rPr>
-              <w:t xml:space="preserve">No more than</w:t>
-            </w:r>
+                <w:sz w:val="21"/>
+                <w:szCs w:val="21"/>
+              </w:rPr>
+              <w:t xml:space="preserve">Constraint</w:t>
+            </w:r>
+          </w:p>
+          <w:p>
+            <w:pPr>
+              <w:spacing w:after="0"/>
+            </w:pPr>
+            <w:r>
+              <w:rPr>
+                <w:i/>
+                <w:iCs/>
+                <w:color w:val="5F6F80"/>
+                <w:sz w:val="18"/>
+                <w:szCs w:val="18"/>
+              </w:rPr>
+              <w:t xml:space="preserve">Restricción</w:t>
+            </w:r>
+          </w:p>
+        </w:tc>
+        <w:tc>
+          <w:tcPr>
+            <w:tcW w:type="dxa" w:w="3160"/>
+            <w:tcMar>
+              <w:top w:type="dxa" w:w="80"/>
+              <w:left w:type="dxa" w:w="100"/>
+              <w:bottom w:type="dxa" w:w="80"/>
+              <w:right w:type="dxa" w:w="100"/>
+            </w:tcMar>
+            <w:vAlign w:val="top"/>
+          </w:tcPr>
+          <w:p>
+            <w:pPr>
+              <w:spacing w:after="0"/>
+            </w:pPr>
+            <w:r>
+              <w:rPr>
+                <w:sz w:val="20"/>
+                <w:szCs w:val="20"/>
+              </w:rPr>
+              <w:t xml:space="preserve">A limit that a solution must satisfy.</w:t>
+            </w:r>
+          </w:p>
+        </w:tc>
+        <w:tc>
+          <w:tcPr>
+            <w:tcW w:type="dxa" w:w="2200"/>
+            <w:tcMar>
+              <w:top w:type="dxa" w:w="80"/>
+              <w:left w:type="dxa" w:w="100"/>
+              <w:bottom w:type="dxa" w:w="80"/>
+              <w:right w:type="dxa" w:w="100"/>
+            </w:tcMar>
+            <w:vAlign w:val="top"/>
+          </w:tcPr>
+          <w:p>
+            <w:pPr>
+              <w:spacing w:after="40"/>
+            </w:pPr>
             <w:r>
               <w:rPr>
                 <w:i/>
@@ -1287,89 +1751,41 @@
                 <w:sz w:val="19"/>
                 <w:szCs w:val="19"/>
               </w:rPr>
-              <w:t xml:space="preserve">   No más de</w:t>
-            </w:r>
-          </w:p>
+              <w:t xml:space="preserve">Not Constraint: write a counter-example that breaks the definition.</w:t>
+            </w:r>
+          </w:p>
+          <w:p>
+            <w:pPr>
+              <w:pBdr>
+                <w:bottom w:val="single" w:color="AFBECC" w:sz="6"/>
+              </w:pBdr>
+              <w:spacing w:after="30" w:before="150"/>
+            </w:pPr>
+            <w:r>
+              <w:t xml:space="preserve"/>
+            </w:r>
+          </w:p>
+        </w:tc>
+        <w:tc>
+          <w:tcPr>
+            <w:tcW w:type="dxa" w:w="2200"/>
+            <w:tcMar>
+              <w:top w:type="dxa" w:w="80"/>
+              <w:left w:type="dxa" w:w="100"/>
+              <w:bottom w:type="dxa" w:w="80"/>
+              <w:right w:type="dxa" w:w="100"/>
+            </w:tcMar>
+            <w:vAlign w:val="top"/>
+          </w:tcPr>
           <w:p>
             <w:pPr>
               <w:spacing w:after="40"/>
-            </w:pPr>
-            <w:r>
-              <w:rPr>
-                <w:sz w:val="21"/>
-                <w:szCs w:val="21"/>
-              </w:rPr>
-              <w:t xml:space="preserve">A phrase meaning less than or equal to (≤).</w:t>
-            </w:r>
-          </w:p>
-          <w:p>
-            <w:pPr>
-              <w:spacing w:after="0"/>
-            </w:pPr>
-            <w:r>
-              <w:rPr>
-                <w:b/>
-                <w:bCs/>
-                <w:color w:val="1FA6A2"/>
-                <w:sz w:val="18"/>
-                <w:szCs w:val="18"/>
-              </w:rPr>
-              <w:t xml:space="preserve">Example:  </w:t>
-            </w:r>
-            <w:r>
-              <w:rPr>
-                <w:i/>
-                <w:iCs/>
-                <w:color w:val="5F6F80"/>
-                <w:sz w:val="18"/>
-                <w:szCs w:val="18"/>
-              </w:rPr>
-              <w:t xml:space="preserve">“No more than 8 people” means people ≤ 8.</w:t>
-            </w:r>
-          </w:p>
-        </w:tc>
-      </w:tr>
-    </w:tbl>
-    <w:tbl>
-      <w:tblPr>
-        <w:tblW w:type="pct" w:w="100%"/>
-        <w:tblBorders>
-          <w:top w:val="none" w:color="FFFFFF" w:sz="0"/>
-          <w:left w:val="none" w:color="FFFFFF" w:sz="0"/>
-          <w:bottom w:val="single" w:color="C7D2DD" w:sz="4"/>
-          <w:right w:val="none" w:color="FFFFFF" w:sz="0"/>
-          <w:insideH w:val="none" w:color="FFFFFF" w:sz="0"/>
-          <w:insideV w:val="none" w:color="FFFFFF" w:sz="0"/>
-        </w:tblBorders>
-      </w:tblPr>
-      <w:tblGrid>
-        <w:gridCol w:w="1800"/>
-        <w:gridCol w:w="7560"/>
-      </w:tblGrid>
-      <w:tr>
-        <w:trPr>
-          <w:cantSplit/>
-        </w:trPr>
-        <w:tc>
-          <w:tcPr>
-            <w:tcW w:type="dxa" w:w="1800"/>
-            <w:tcMar>
-              <w:top w:type="dxa" w:w="100"/>
-              <w:left w:type="dxa" w:w="40"/>
-              <w:bottom w:type="dxa" w:w="100"/>
-              <w:right w:type="dxa" w:w="120"/>
-            </w:tcMar>
-            <w:vAlign w:val="center"/>
-          </w:tcPr>
-          <w:p>
-            <w:pPr>
-              <w:spacing w:after="0"/>
               <w:jc w:val="center"/>
             </w:pPr>
             <w:r>
               <w:drawing>
                 <wp:inline distT="0" distB="0" distL="0" distR="0">
-                  <wp:extent cx="1047750" cy="790575"/>
+                  <wp:extent cx="876300" cy="657225"/>
                   <wp:effectExtent t="0" r="0" b="0" l="0"/>
                   <wp:docPr id="1" name="" descr="" title=""/>
                   <wp:cNvGraphicFramePr>
@@ -1394,7 +1810,7 @@
                         <pic:spPr bwMode="auto">
                           <a:xfrm>
                             <a:off x="0" y="0"/>
-                            <a:ext cx="1047750" cy="790575"/>
+                            <a:ext cx="876300" cy="657225"/>
                           </a:xfrm>
                           <a:prstGeom prst="rect">
                             <a:avLst/>
@@ -1407,32 +1823,108 @@
               </w:drawing>
             </w:r>
           </w:p>
-        </w:tc>
-        <w:tc>
-          <w:tcPr>
-            <w:tcW w:type="dxa" w:w="7560"/>
-            <w:tcMar>
-              <w:top w:type="dxa" w:w="100"/>
-              <w:left w:type="dxa" w:w="40"/>
-              <w:bottom w:type="dxa" w:w="100"/>
-              <w:right w:type="dxa" w:w="40"/>
-            </w:tcMar>
-            <w:vAlign w:val="center"/>
-          </w:tcPr>
-          <w:p>
-            <w:pPr>
-              <w:spacing w:after="50"/>
+          <w:p>
+            <w:pPr>
+              <w:spacing w:after="0"/>
+            </w:pPr>
+            <w:r>
+              <w:rPr>
+                <w:i/>
+                <w:iCs/>
+                <w:color w:val="5F6F80"/>
+                <w:sz w:val="18"/>
+                <w:szCs w:val="18"/>
+              </w:rPr>
+              <w:t xml:space="preserve">A voter must be 18 or older.</w:t>
+            </w:r>
+          </w:p>
+        </w:tc>
+      </w:tr>
+      <w:tr>
+        <w:trPr>
+          <w:cantSplit/>
+        </w:trPr>
+        <w:tc>
+          <w:tcPr>
+            <w:tcW w:type="dxa" w:w="1800"/>
+            <w:tcMar>
+              <w:top w:type="dxa" w:w="80"/>
+              <w:left w:type="dxa" w:w="100"/>
+              <w:bottom w:type="dxa" w:w="80"/>
+              <w:right w:type="dxa" w:w="100"/>
+            </w:tcMar>
+            <w:vAlign w:val="top"/>
+          </w:tcPr>
+          <w:p>
+            <w:pPr>
+              <w:spacing w:after="30"/>
             </w:pPr>
             <w:r>
               <w:rPr>
                 <w:b/>
                 <w:bCs/>
                 <w:color w:val="12355B"/>
-                <w:sz w:val="24"/>
-                <w:szCs w:val="24"/>
-              </w:rPr>
-              <w:t xml:space="preserve">Constraint</w:t>
-            </w:r>
+                <w:sz w:val="21"/>
+                <w:szCs w:val="21"/>
+              </w:rPr>
+              <w:t xml:space="preserve">Solution set</w:t>
+            </w:r>
+          </w:p>
+          <w:p>
+            <w:pPr>
+              <w:spacing w:after="0"/>
+            </w:pPr>
+            <w:r>
+              <w:rPr>
+                <w:i/>
+                <w:iCs/>
+                <w:color w:val="5F6F80"/>
+                <w:sz w:val="18"/>
+                <w:szCs w:val="18"/>
+              </w:rPr>
+              <w:t xml:space="preserve">Conjunto solución</w:t>
+            </w:r>
+          </w:p>
+        </w:tc>
+        <w:tc>
+          <w:tcPr>
+            <w:tcW w:type="dxa" w:w="3160"/>
+            <w:tcMar>
+              <w:top w:type="dxa" w:w="80"/>
+              <w:left w:type="dxa" w:w="100"/>
+              <w:bottom w:type="dxa" w:w="80"/>
+              <w:right w:type="dxa" w:w="100"/>
+            </w:tcMar>
+            <w:vAlign w:val="top"/>
+          </w:tcPr>
+          <w:p>
+            <w:pPr>
+              <w:spacing w:after="0"/>
+            </w:pPr>
+            <w:r>
+              <w:rPr>
+                <w:sz w:val="20"/>
+                <w:szCs w:val="20"/>
+              </w:rPr>
+              <w:t xml:space="preserve">All the values that make an inequality true.</w:t>
+            </w:r>
+          </w:p>
+        </w:tc>
+        <w:tc>
+          <w:tcPr>
+            <w:tcW w:type="dxa" w:w="2200"/>
+            <w:tcMar>
+              <w:top w:type="dxa" w:w="80"/>
+              <w:left w:type="dxa" w:w="100"/>
+              <w:bottom w:type="dxa" w:w="80"/>
+              <w:right w:type="dxa" w:w="100"/>
+            </w:tcMar>
+            <w:vAlign w:val="top"/>
+          </w:tcPr>
+          <w:p>
+            <w:pPr>
+              <w:spacing w:after="40"/>
+            </w:pPr>
             <w:r>
               <w:rPr>
                 <w:i/>
@@ -1441,89 +1933,41 @@
                 <w:sz w:val="19"/>
                 <w:szCs w:val="19"/>
               </w:rPr>
-              <w:t xml:space="preserve">   Restricción</w:t>
-            </w:r>
-          </w:p>
+              <w:t xml:space="preserve">Not Solution set: write a counter-example that breaks the definition.</w:t>
+            </w:r>
+          </w:p>
+          <w:p>
+            <w:pPr>
+              <w:pBdr>
+                <w:bottom w:val="single" w:color="AFBECC" w:sz="6"/>
+              </w:pBdr>
+              <w:spacing w:after="30" w:before="150"/>
+            </w:pPr>
+            <w:r>
+              <w:t xml:space="preserve"/>
+            </w:r>
+          </w:p>
+        </w:tc>
+        <w:tc>
+          <w:tcPr>
+            <w:tcW w:type="dxa" w:w="2200"/>
+            <w:tcMar>
+              <w:top w:type="dxa" w:w="80"/>
+              <w:left w:type="dxa" w:w="100"/>
+              <w:bottom w:type="dxa" w:w="80"/>
+              <w:right w:type="dxa" w:w="100"/>
+            </w:tcMar>
+            <w:vAlign w:val="top"/>
+          </w:tcPr>
           <w:p>
             <w:pPr>
               <w:spacing w:after="40"/>
-            </w:pPr>
-            <w:r>
-              <w:rPr>
-                <w:sz w:val="21"/>
-                <w:szCs w:val="21"/>
-              </w:rPr>
-              <w:t xml:space="preserve">A limit that a solution must satisfy.</w:t>
-            </w:r>
-          </w:p>
-          <w:p>
-            <w:pPr>
-              <w:spacing w:after="0"/>
-            </w:pPr>
-            <w:r>
-              <w:rPr>
-                <w:b/>
-                <w:bCs/>
-                <w:color w:val="1FA6A2"/>
-                <w:sz w:val="18"/>
-                <w:szCs w:val="18"/>
-              </w:rPr>
-              <w:t xml:space="preserve">Example:  </w:t>
-            </w:r>
-            <w:r>
-              <w:rPr>
-                <w:i/>
-                <w:iCs/>
-                <w:color w:val="5F6F80"/>
-                <w:sz w:val="18"/>
-                <w:szCs w:val="18"/>
-              </w:rPr>
-              <w:t xml:space="preserve">A voter must be 18 or older.</w:t>
-            </w:r>
-          </w:p>
-        </w:tc>
-      </w:tr>
-    </w:tbl>
-    <w:tbl>
-      <w:tblPr>
-        <w:tblW w:type="pct" w:w="100%"/>
-        <w:tblBorders>
-          <w:top w:val="none" w:color="FFFFFF" w:sz="0"/>
-          <w:left w:val="none" w:color="FFFFFF" w:sz="0"/>
-          <w:bottom w:val="single" w:color="C7D2DD" w:sz="4"/>
-          <w:right w:val="none" w:color="FFFFFF" w:sz="0"/>
-          <w:insideH w:val="none" w:color="FFFFFF" w:sz="0"/>
-          <w:insideV w:val="none" w:color="FFFFFF" w:sz="0"/>
-        </w:tblBorders>
-      </w:tblPr>
-      <w:tblGrid>
-        <w:gridCol w:w="1800"/>
-        <w:gridCol w:w="7560"/>
-      </w:tblGrid>
-      <w:tr>
-        <w:trPr>
-          <w:cantSplit/>
-        </w:trPr>
-        <w:tc>
-          <w:tcPr>
-            <w:tcW w:type="dxa" w:w="1800"/>
-            <w:tcMar>
-              <w:top w:type="dxa" w:w="100"/>
-              <w:left w:type="dxa" w:w="40"/>
-              <w:bottom w:type="dxa" w:w="100"/>
-              <w:right w:type="dxa" w:w="120"/>
-            </w:tcMar>
-            <w:vAlign w:val="center"/>
-          </w:tcPr>
-          <w:p>
-            <w:pPr>
-              <w:spacing w:after="0"/>
               <w:jc w:val="center"/>
             </w:pPr>
             <w:r>
               <w:drawing>
                 <wp:inline distT="0" distB="0" distL="0" distR="0">
-                  <wp:extent cx="1047750" cy="790575"/>
+                  <wp:extent cx="876300" cy="657225"/>
                   <wp:effectExtent t="0" r="0" b="0" l="0"/>
                   <wp:docPr id="1" name="" descr="" title=""/>
                   <wp:cNvGraphicFramePr>
@@ -1548,7 +1992,7 @@
                         <pic:spPr bwMode="auto">
                           <a:xfrm>
                             <a:off x="0" y="0"/>
-                            <a:ext cx="1047750" cy="790575"/>
+                            <a:ext cx="876300" cy="657225"/>
                           </a:xfrm>
                           <a:prstGeom prst="rect">
                             <a:avLst/>
@@ -1561,69 +2005,10 @@
               </w:drawing>
             </w:r>
           </w:p>
-        </w:tc>
-        <w:tc>
-          <w:tcPr>
-            <w:tcW w:type="dxa" w:w="7560"/>
-            <w:tcMar>
-              <w:top w:type="dxa" w:w="100"/>
-              <w:left w:type="dxa" w:w="40"/>
-              <w:bottom w:type="dxa" w:w="100"/>
-              <w:right w:type="dxa" w:w="40"/>
-            </w:tcMar>
-            <w:vAlign w:val="center"/>
-          </w:tcPr>
-          <w:p>
-            <w:pPr>
-              <w:spacing w:after="50"/>
-            </w:pPr>
-            <w:r>
-              <w:rPr>
-                <w:b/>
-                <w:bCs/>
-                <w:color w:val="12355B"/>
-                <w:sz w:val="24"/>
-                <w:szCs w:val="24"/>
-              </w:rPr>
-              <w:t xml:space="preserve">Solution set</w:t>
-            </w:r>
-            <w:r>
-              <w:rPr>
-                <w:i/>
-                <w:iCs/>
-                <w:color w:val="5F6F80"/>
-                <w:sz w:val="19"/>
-                <w:szCs w:val="19"/>
-              </w:rPr>
-              <w:t xml:space="preserve">   Conjunto solución</w:t>
-            </w:r>
-          </w:p>
-          <w:p>
-            <w:pPr>
-              <w:spacing w:after="40"/>
-            </w:pPr>
-            <w:r>
-              <w:rPr>
-                <w:sz w:val="21"/>
-                <w:szCs w:val="21"/>
-              </w:rPr>
-              <w:t xml:space="preserve">All the values that make an inequality true.</w:t>
-            </w:r>
-          </w:p>
           <w:p>
             <w:pPr>
               <w:spacing w:after="0"/>
             </w:pPr>
-            <w:r>
-              <w:rPr>
-                <w:b/>
-                <w:bCs/>
-                <w:color w:val="1FA6A2"/>
-                <w:sz w:val="18"/>
-                <w:szCs w:val="18"/>
-              </w:rPr>
-              <w:t xml:space="preserve">Example:  </w:t>
-            </w:r>
             <w:r>
               <w:rPr>
                 <w:i/>
@@ -3998,7 +4383,7 @@
           <w:sz w:val="19"/>
           <w:szCs w:val="19"/>
         </w:rPr>
-        <w:t xml:space="preserve">   You Do — show your work</w:t>
+        <w:t xml:space="preserve">   You Do — show your work and reasoning</w:t>
       </w:r>
     </w:p>
     <w:p>
@@ -4013,7 +4398,7 @@
           <w:sz w:val="19"/>
           <w:szCs w:val="19"/>
         </w:rPr>
-        <w:t xml:space="preserve">Solve each problem. Show your thinking in the work box.</w:t>
+        <w:t xml:space="preserve">Solve each problem in the middle column and explain your reasoning using the sentence starters on the right.</w:t>
       </w:r>
     </w:p>
     <w:p>
@@ -4042,120 +4427,219 @@
         <w:t xml:space="preserve">   extra scaffolding</w:t>
       </w:r>
     </w:p>
-    <w:p>
-      <w:pPr>
-        <w:keepNext/>
-        <w:spacing w:after="60" w:before="160"/>
-      </w:pPr>
-      <w:r>
-        <w:rPr>
-          <w:b/>
-          <w:bCs/>
-          <w:color w:val="12355B"/>
-          <w:sz w:val="22"/>
-          <w:szCs w:val="22"/>
-        </w:rPr>
-        <w:t xml:space="preserve">1.  </w:t>
-      </w:r>
-      <w:r>
-        <w:rPr>
-          <w:b/>
-          <w:bCs/>
-          <w:sz w:val="21"/>
-          <w:szCs w:val="21"/>
-        </w:rPr>
-        <w:t xml:space="preserve">Which inequality represents: 'A store can hold no more than 75 people'?</w:t>
-      </w:r>
-    </w:p>
-    <w:p>
-      <w:pPr>
-        <w:spacing w:after="40"/>
-        <w:ind w:left="420"/>
-      </w:pPr>
-      <w:r>
-        <w:rPr>
-          <w:sz w:val="20"/>
-          <w:szCs w:val="20"/>
-        </w:rPr>
-        <w:t xml:space="preserve">A)  p ≤ 75</w:t>
-      </w:r>
-    </w:p>
-    <w:p>
-      <w:pPr>
-        <w:spacing w:after="40"/>
-        <w:ind w:left="420"/>
-      </w:pPr>
-      <w:r>
-        <w:rPr>
-          <w:sz w:val="20"/>
-          <w:szCs w:val="20"/>
-        </w:rPr>
-        <w:t xml:space="preserve">B)  p &lt; 75</w:t>
-      </w:r>
-    </w:p>
-    <w:p>
-      <w:pPr>
-        <w:spacing w:after="40"/>
-        <w:ind w:left="420"/>
-      </w:pPr>
-      <w:r>
-        <w:rPr>
-          <w:sz w:val="20"/>
-          <w:szCs w:val="20"/>
-        </w:rPr>
-        <w:t xml:space="preserve">C)  p ≥ 75</w:t>
-      </w:r>
-    </w:p>
-    <w:p>
-      <w:pPr>
-        <w:spacing w:after="40"/>
-        <w:ind w:left="420"/>
-      </w:pPr>
-      <w:r>
-        <w:rPr>
-          <w:sz w:val="20"/>
-          <w:szCs w:val="20"/>
-        </w:rPr>
-        <w:t xml:space="preserve">D)  p &gt; 75</w:t>
-      </w:r>
-    </w:p>
-    <w:p>
-      <w:pPr>
-        <w:spacing w:after="20"/>
-      </w:pPr>
-      <w:r>
-        <w:t xml:space="preserve"/>
-      </w:r>
-    </w:p>
     <w:tbl>
       <w:tblPr>
-        <w:tblW w:type="pct" w:w="100%"/>
+        <w:tblW w:type="dxa" w:w="9360"/>
         <w:tblBorders>
           <w:top w:val="single" w:color="C7D2DD" w:sz="6"/>
           <w:left w:val="single" w:color="C7D2DD" w:sz="6"/>
           <w:bottom w:val="single" w:color="C7D2DD" w:sz="6"/>
           <w:right w:val="single" w:color="C7D2DD" w:sz="6"/>
-          <w:insideH w:val="single" w:color="auto" w:sz="4"/>
-          <w:insideV w:val="single" w:color="auto" w:sz="4"/>
+          <w:insideH w:val="single" w:color="C7D2DD" w:sz="6"/>
+          <w:insideV w:val="single" w:color="C7D2DD" w:sz="6"/>
         </w:tblBorders>
       </w:tblPr>
       <w:tblGrid>
-        <w:gridCol w:w="100"/>
+        <w:gridCol w:w="2800"/>
+        <w:gridCol w:w="3560"/>
+        <w:gridCol w:w="3000"/>
       </w:tblGrid>
       <w:tr>
-        <w:tc>
-          <w:tcPr>
+        <w:trPr>
+          <w:cantSplit/>
+          <w:tblHeader/>
+        </w:trPr>
+        <w:tc>
+          <w:tcPr>
+            <w:tcW w:type="dxa" w:w="2800"/>
+            <w:shd w:fill="EEF4F8" w:color="auto" w:val="clear"/>
+            <w:tcMar>
+              <w:top w:type="dxa" w:w="60"/>
+              <w:left w:type="dxa" w:w="100"/>
+              <w:bottom w:type="dxa" w:w="60"/>
+              <w:right w:type="dxa" w:w="100"/>
+            </w:tcMar>
+          </w:tcPr>
+          <w:p>
+            <w:pPr>
+              <w:spacing w:after="0"/>
+            </w:pPr>
+            <w:r>
+              <w:rPr>
+                <w:b/>
+                <w:bCs/>
+                <w:color w:val="12355B"/>
+                <w:sz w:val="16"/>
+                <w:szCs w:val="16"/>
+              </w:rPr>
+              <w:t xml:space="preserve">CORE PROBLEM / GIVEN REPRESENTATION</w:t>
+            </w:r>
+          </w:p>
+        </w:tc>
+        <w:tc>
+          <w:tcPr>
+            <w:tcW w:type="dxa" w:w="3560"/>
+            <w:shd w:fill="EEF4F8" w:color="auto" w:val="clear"/>
+            <w:tcMar>
+              <w:top w:type="dxa" w:w="60"/>
+              <w:left w:type="dxa" w:w="100"/>
+              <w:bottom w:type="dxa" w:w="60"/>
+              <w:right w:type="dxa" w:w="100"/>
+            </w:tcMar>
+          </w:tcPr>
+          <w:p>
+            <w:pPr>
+              <w:spacing w:after="0"/>
+            </w:pPr>
+            <w:r>
+              <w:rPr>
+                <w:b/>
+                <w:bCs/>
+                <w:color w:val="12355B"/>
+                <w:sz w:val="16"/>
+                <w:szCs w:val="16"/>
+              </w:rPr>
+              <w:t xml:space="preserve">WORKING SPACE / CALCULATION STEPS</w:t>
+            </w:r>
+          </w:p>
+        </w:tc>
+        <w:tc>
+          <w:tcPr>
+            <w:tcW w:type="dxa" w:w="3000"/>
             <w:shd w:fill="FBF3E2" w:color="auto" w:val="clear"/>
             <w:tcMar>
               <w:top w:type="dxa" w:w="60"/>
-              <w:left w:type="dxa" w:w="120"/>
+              <w:left w:type="dxa" w:w="100"/>
               <w:bottom w:type="dxa" w:w="60"/>
-              <w:right w:type="dxa" w:w="120"/>
-            </w:tcMar>
-          </w:tcPr>
-          <w:p>
-            <w:pPr>
-              <w:spacing w:after="0" w:line="320"/>
+              <w:right w:type="dxa" w:w="100"/>
+            </w:tcMar>
+          </w:tcPr>
+          <w:p>
+            <w:pPr>
+              <w:spacing w:after="0"/>
+            </w:pPr>
+            <w:r>
+              <w:rPr>
+                <w:b/>
+                <w:bCs/>
+                <w:color w:val="B97A12"/>
+                <w:sz w:val="16"/>
+                <w:szCs w:val="16"/>
+              </w:rPr>
+              <w:t xml:space="preserve">EXPLAIN YOUR REASONING</w:t>
+            </w:r>
+          </w:p>
+        </w:tc>
+      </w:tr>
+      <w:tr>
+        <w:trPr>
+          <w:cantSplit/>
+        </w:trPr>
+        <w:tc>
+          <w:tcPr>
+            <w:tcW w:type="dxa" w:w="2800"/>
+            <w:tcMar>
+              <w:top w:type="dxa" w:w="80"/>
+              <w:left w:type="dxa" w:w="100"/>
+              <w:bottom w:type="dxa" w:w="80"/>
+              <w:right w:type="dxa" w:w="100"/>
+            </w:tcMar>
+            <w:vAlign w:val="top"/>
+          </w:tcPr>
+          <w:p>
+            <w:pPr>
+              <w:spacing w:after="60"/>
+            </w:pPr>
+            <w:r>
+              <w:rPr>
+                <w:b/>
+                <w:bCs/>
+                <w:color w:val="12355B"/>
+                <w:sz w:val="21"/>
+                <w:szCs w:val="21"/>
+              </w:rPr>
+              <w:t xml:space="preserve">1.  </w:t>
+            </w:r>
+            <w:r>
+              <w:rPr>
+                <w:b/>
+                <w:bCs/>
+                <w:sz w:val="20"/>
+                <w:szCs w:val="20"/>
+              </w:rPr>
+              <w:t xml:space="preserve">Which inequality represents: 'A store can hold no more than 75 people'?</w:t>
+            </w:r>
+          </w:p>
+          <w:p>
+            <w:pPr>
+              <w:spacing w:after="30"/>
+              <w:ind w:left="180"/>
+            </w:pPr>
+            <w:r>
+              <w:rPr>
+                <w:sz w:val="19"/>
+                <w:szCs w:val="19"/>
+              </w:rPr>
+              <w:t xml:space="preserve">A)  p ≤ 75</w:t>
+            </w:r>
+          </w:p>
+          <w:p>
+            <w:pPr>
+              <w:spacing w:after="30"/>
+              <w:ind w:left="180"/>
+            </w:pPr>
+            <w:r>
+              <w:rPr>
+                <w:sz w:val="19"/>
+                <w:szCs w:val="19"/>
+              </w:rPr>
+              <w:t xml:space="preserve">B)  p &lt; 75</w:t>
+            </w:r>
+          </w:p>
+          <w:p>
+            <w:pPr>
+              <w:spacing w:after="30"/>
+              <w:ind w:left="180"/>
+            </w:pPr>
+            <w:r>
+              <w:rPr>
+                <w:sz w:val="19"/>
+                <w:szCs w:val="19"/>
+              </w:rPr>
+              <w:t xml:space="preserve">C)  p ≥ 75</w:t>
+            </w:r>
+          </w:p>
+          <w:p>
+            <w:pPr>
+              <w:spacing w:after="30"/>
+              <w:ind w:left="180"/>
+            </w:pPr>
+            <w:r>
+              <w:rPr>
+                <w:sz w:val="19"/>
+                <w:szCs w:val="19"/>
+              </w:rPr>
+              <w:t xml:space="preserve">D)  p &gt; 75</w:t>
+            </w:r>
+          </w:p>
+        </w:tc>
+        <w:tc>
+          <w:tcPr>
+            <w:tcW w:type="dxa" w:w="3560"/>
+            <w:tcMar>
+              <w:top w:type="dxa" w:w="80"/>
+              <w:left w:type="dxa" w:w="100"/>
+              <w:bottom w:type="dxa" w:w="80"/>
+              <w:right w:type="dxa" w:w="100"/>
+            </w:tcMar>
+            <w:vAlign w:val="top"/>
+          </w:tcPr>
+          <w:p>
+            <w:pPr>
+              <w:pBdr>
+                <w:bottom w:val="single" w:color="AFBECC" w:sz="6"/>
+              </w:pBdr>
+              <w:spacing w:after="30" w:before="150"/>
             </w:pPr>
             <w:r>
               <w:t xml:space="preserve"/>
@@ -4163,7 +4647,147 @@
           </w:p>
           <w:p>
             <w:pPr>
-              <w:spacing w:after="0" w:line="320"/>
+              <w:pBdr>
+                <w:bottom w:val="single" w:color="AFBECC" w:sz="6"/>
+              </w:pBdr>
+              <w:spacing w:after="30" w:before="150"/>
+            </w:pPr>
+            <w:r>
+              <w:t xml:space="preserve"/>
+            </w:r>
+          </w:p>
+          <w:p>
+            <w:pPr>
+              <w:pBdr>
+                <w:bottom w:val="single" w:color="AFBECC" w:sz="6"/>
+              </w:pBdr>
+              <w:spacing w:after="30" w:before="150"/>
+            </w:pPr>
+            <w:r>
+              <w:t xml:space="preserve"/>
+            </w:r>
+          </w:p>
+          <w:p>
+            <w:pPr>
+              <w:pBdr>
+                <w:bottom w:val="single" w:color="AFBECC" w:sz="6"/>
+              </w:pBdr>
+              <w:spacing w:after="30" w:before="150"/>
+            </w:pPr>
+            <w:r>
+              <w:t xml:space="preserve"/>
+            </w:r>
+          </w:p>
+        </w:tc>
+        <w:tc>
+          <w:tcPr>
+            <w:tcW w:type="dxa" w:w="3000"/>
+            <w:shd w:fill="FBF3E2" w:color="auto" w:val="clear"/>
+            <w:tcMar>
+              <w:top w:type="dxa" w:w="80"/>
+              <w:left w:type="dxa" w:w="100"/>
+              <w:bottom w:type="dxa" w:w="80"/>
+              <w:right w:type="dxa" w:w="100"/>
+            </w:tcMar>
+            <w:vAlign w:val="top"/>
+          </w:tcPr>
+          <w:p>
+            <w:pPr>
+              <w:spacing w:after="40"/>
+            </w:pPr>
+            <w:r>
+              <w:rPr>
+                <w:b/>
+                <w:bCs/>
+                <w:color w:val="12355B"/>
+                <w:sz w:val="19"/>
+                <w:szCs w:val="19"/>
+              </w:rPr>
+              <w:t xml:space="preserve">Because... </w:t>
+            </w:r>
+            <w:r>
+              <w:rPr>
+                <w:color w:val="AFBECC"/>
+                <w:sz w:val="19"/>
+                <w:szCs w:val="19"/>
+              </w:rPr>
+              <w:t xml:space="preserve">________________</w:t>
+            </w:r>
+          </w:p>
+          <w:p>
+            <w:pPr>
+              <w:pBdr>
+                <w:bottom w:val="single" w:color="AFBECC" w:sz="6"/>
+              </w:pBdr>
+              <w:spacing w:after="30" w:before="150"/>
+            </w:pPr>
+            <w:r>
+              <w:t xml:space="preserve"/>
+            </w:r>
+          </w:p>
+          <w:p>
+            <w:pPr>
+              <w:spacing w:after="40" w:before="80"/>
+            </w:pPr>
+            <w:r>
+              <w:rPr>
+                <w:b/>
+                <w:bCs/>
+                <w:color w:val="6B4FA0"/>
+                <w:sz w:val="19"/>
+                <w:szCs w:val="19"/>
+              </w:rPr>
+              <w:t xml:space="preserve">Although... </w:t>
+            </w:r>
+            <w:r>
+              <w:rPr>
+                <w:color w:val="AFBECC"/>
+                <w:sz w:val="19"/>
+                <w:szCs w:val="19"/>
+              </w:rPr>
+              <w:t xml:space="preserve">_______________</w:t>
+            </w:r>
+          </w:p>
+          <w:p>
+            <w:pPr>
+              <w:pBdr>
+                <w:bottom w:val="single" w:color="AFBECC" w:sz="6"/>
+              </w:pBdr>
+              <w:spacing w:after="30" w:before="150"/>
+            </w:pPr>
+            <w:r>
+              <w:t xml:space="preserve"/>
+            </w:r>
+          </w:p>
+          <w:p>
+            <w:pPr>
+              <w:spacing w:after="40" w:before="80"/>
+            </w:pPr>
+            <w:r>
+              <w:rPr>
+                <w:b/>
+                <w:bCs/>
+                <w:color w:val="1FA6A2"/>
+                <w:sz w:val="19"/>
+                <w:szCs w:val="19"/>
+              </w:rPr>
+              <w:t xml:space="preserve">Therefore... </w:t>
+            </w:r>
+            <w:r>
+              <w:rPr>
+                <w:color w:val="AFBECC"/>
+                <w:sz w:val="19"/>
+                <w:szCs w:val="19"/>
+              </w:rPr>
+              <w:t xml:space="preserve">______________</w:t>
+            </w:r>
+          </w:p>
+          <w:p>
+            <w:pPr>
+              <w:pBdr>
+                <w:bottom w:val="single" w:color="AFBECC" w:sz="6"/>
+              </w:pBdr>
+              <w:spacing w:after="30" w:before="150"/>
             </w:pPr>
             <w:r>
               <w:t xml:space="preserve"/>
@@ -4174,84 +4798,7 @@
     </w:tbl>
     <w:p>
       <w:pPr>
-        <w:keepNext/>
-        <w:spacing w:after="60" w:before="160"/>
-      </w:pPr>
-      <w:r>
-        <w:rPr>
-          <w:b/>
-          <w:bCs/>
-          <w:color w:val="12355B"/>
-          <w:sz w:val="22"/>
-          <w:szCs w:val="22"/>
-        </w:rPr>
-        <w:t xml:space="preserve">2.  </w:t>
-      </w:r>
-      <w:r>
-        <w:rPr>
-          <w:b/>
-          <w:bCs/>
-          <w:sz w:val="21"/>
-          <w:szCs w:val="21"/>
-        </w:rPr>
-        <w:t xml:space="preserve">Which inequality represents: 'The speed limit is more than 25 mph'?</w:t>
-      </w:r>
-    </w:p>
-    <w:p>
-      <w:pPr>
-        <w:spacing w:after="40"/>
-        <w:ind w:left="420"/>
-      </w:pPr>
-      <w:r>
-        <w:rPr>
-          <w:sz w:val="20"/>
-          <w:szCs w:val="20"/>
-        </w:rPr>
-        <w:t xml:space="preserve">A)  s &gt; 25</w:t>
-      </w:r>
-    </w:p>
-    <w:p>
-      <w:pPr>
-        <w:spacing w:after="40"/>
-        <w:ind w:left="420"/>
-      </w:pPr>
-      <w:r>
-        <w:rPr>
-          <w:sz w:val="20"/>
-          <w:szCs w:val="20"/>
-        </w:rPr>
-        <w:t xml:space="preserve">B)  s ≥ 25</w:t>
-      </w:r>
-    </w:p>
-    <w:p>
-      <w:pPr>
-        <w:spacing w:after="40"/>
-        <w:ind w:left="420"/>
-      </w:pPr>
-      <w:r>
-        <w:rPr>
-          <w:sz w:val="20"/>
-          <w:szCs w:val="20"/>
-        </w:rPr>
-        <w:t xml:space="preserve">C)  s &lt; 25</w:t>
-      </w:r>
-    </w:p>
-    <w:p>
-      <w:pPr>
-        <w:spacing w:after="40"/>
-        <w:ind w:left="420"/>
-      </w:pPr>
-      <w:r>
-        <w:rPr>
-          <w:sz w:val="20"/>
-          <w:szCs w:val="20"/>
-        </w:rPr>
-        <w:t xml:space="preserve">D)  s = 25</w:t>
-      </w:r>
-    </w:p>
-    <w:p>
-      <w:pPr>
-        <w:spacing w:after="20"/>
+        <w:spacing w:after="80"/>
       </w:pPr>
       <w:r>
         <w:t xml:space="preserve"/>
@@ -4259,33 +4806,217 @@
     </w:p>
     <w:tbl>
       <w:tblPr>
-        <w:tblW w:type="pct" w:w="100%"/>
+        <w:tblW w:type="dxa" w:w="9360"/>
         <w:tblBorders>
           <w:top w:val="single" w:color="C7D2DD" w:sz="6"/>
           <w:left w:val="single" w:color="C7D2DD" w:sz="6"/>
           <w:bottom w:val="single" w:color="C7D2DD" w:sz="6"/>
           <w:right w:val="single" w:color="C7D2DD" w:sz="6"/>
-          <w:insideH w:val="single" w:color="auto" w:sz="4"/>
-          <w:insideV w:val="single" w:color="auto" w:sz="4"/>
+          <w:insideH w:val="single" w:color="C7D2DD" w:sz="6"/>
+          <w:insideV w:val="single" w:color="C7D2DD" w:sz="6"/>
         </w:tblBorders>
       </w:tblPr>
       <w:tblGrid>
-        <w:gridCol w:w="100"/>
+        <w:gridCol w:w="2800"/>
+        <w:gridCol w:w="3560"/>
+        <w:gridCol w:w="3000"/>
       </w:tblGrid>
       <w:tr>
-        <w:tc>
-          <w:tcPr>
+        <w:trPr>
+          <w:cantSplit/>
+          <w:tblHeader/>
+        </w:trPr>
+        <w:tc>
+          <w:tcPr>
+            <w:tcW w:type="dxa" w:w="2800"/>
+            <w:shd w:fill="EEF4F8" w:color="auto" w:val="clear"/>
+            <w:tcMar>
+              <w:top w:type="dxa" w:w="60"/>
+              <w:left w:type="dxa" w:w="100"/>
+              <w:bottom w:type="dxa" w:w="60"/>
+              <w:right w:type="dxa" w:w="100"/>
+            </w:tcMar>
+          </w:tcPr>
+          <w:p>
+            <w:pPr>
+              <w:spacing w:after="0"/>
+            </w:pPr>
+            <w:r>
+              <w:rPr>
+                <w:b/>
+                <w:bCs/>
+                <w:color w:val="12355B"/>
+                <w:sz w:val="16"/>
+                <w:szCs w:val="16"/>
+              </w:rPr>
+              <w:t xml:space="preserve">CORE PROBLEM / GIVEN REPRESENTATION</w:t>
+            </w:r>
+          </w:p>
+        </w:tc>
+        <w:tc>
+          <w:tcPr>
+            <w:tcW w:type="dxa" w:w="3560"/>
+            <w:shd w:fill="EEF4F8" w:color="auto" w:val="clear"/>
+            <w:tcMar>
+              <w:top w:type="dxa" w:w="60"/>
+              <w:left w:type="dxa" w:w="100"/>
+              <w:bottom w:type="dxa" w:w="60"/>
+              <w:right w:type="dxa" w:w="100"/>
+            </w:tcMar>
+          </w:tcPr>
+          <w:p>
+            <w:pPr>
+              <w:spacing w:after="0"/>
+            </w:pPr>
+            <w:r>
+              <w:rPr>
+                <w:b/>
+                <w:bCs/>
+                <w:color w:val="12355B"/>
+                <w:sz w:val="16"/>
+                <w:szCs w:val="16"/>
+              </w:rPr>
+              <w:t xml:space="preserve">WORKING SPACE / CALCULATION STEPS</w:t>
+            </w:r>
+          </w:p>
+        </w:tc>
+        <w:tc>
+          <w:tcPr>
+            <w:tcW w:type="dxa" w:w="3000"/>
             <w:shd w:fill="FBF3E2" w:color="auto" w:val="clear"/>
             <w:tcMar>
               <w:top w:type="dxa" w:w="60"/>
-              <w:left w:type="dxa" w:w="120"/>
+              <w:left w:type="dxa" w:w="100"/>
               <w:bottom w:type="dxa" w:w="60"/>
-              <w:right w:type="dxa" w:w="120"/>
-            </w:tcMar>
-          </w:tcPr>
-          <w:p>
-            <w:pPr>
-              <w:spacing w:after="0" w:line="320"/>
+              <w:right w:type="dxa" w:w="100"/>
+            </w:tcMar>
+          </w:tcPr>
+          <w:p>
+            <w:pPr>
+              <w:spacing w:after="0"/>
+            </w:pPr>
+            <w:r>
+              <w:rPr>
+                <w:b/>
+                <w:bCs/>
+                <w:color w:val="B97A12"/>
+                <w:sz w:val="16"/>
+                <w:szCs w:val="16"/>
+              </w:rPr>
+              <w:t xml:space="preserve">EXPLAIN YOUR REASONING</w:t>
+            </w:r>
+          </w:p>
+        </w:tc>
+      </w:tr>
+      <w:tr>
+        <w:trPr>
+          <w:cantSplit/>
+        </w:trPr>
+        <w:tc>
+          <w:tcPr>
+            <w:tcW w:type="dxa" w:w="2800"/>
+            <w:tcMar>
+              <w:top w:type="dxa" w:w="80"/>
+              <w:left w:type="dxa" w:w="100"/>
+              <w:bottom w:type="dxa" w:w="80"/>
+              <w:right w:type="dxa" w:w="100"/>
+            </w:tcMar>
+            <w:vAlign w:val="top"/>
+          </w:tcPr>
+          <w:p>
+            <w:pPr>
+              <w:spacing w:after="60"/>
+            </w:pPr>
+            <w:r>
+              <w:rPr>
+                <w:b/>
+                <w:bCs/>
+                <w:color w:val="12355B"/>
+                <w:sz w:val="21"/>
+                <w:szCs w:val="21"/>
+              </w:rPr>
+              <w:t xml:space="preserve">2.  </w:t>
+            </w:r>
+            <w:r>
+              <w:rPr>
+                <w:b/>
+                <w:bCs/>
+                <w:sz w:val="20"/>
+                <w:szCs w:val="20"/>
+              </w:rPr>
+              <w:t xml:space="preserve">Which inequality represents: 'The speed limit is more than 25 mph'?</w:t>
+            </w:r>
+          </w:p>
+          <w:p>
+            <w:pPr>
+              <w:spacing w:after="30"/>
+              <w:ind w:left="180"/>
+            </w:pPr>
+            <w:r>
+              <w:rPr>
+                <w:sz w:val="19"/>
+                <w:szCs w:val="19"/>
+              </w:rPr>
+              <w:t xml:space="preserve">A)  s &gt; 25</w:t>
+            </w:r>
+          </w:p>
+          <w:p>
+            <w:pPr>
+              <w:spacing w:after="30"/>
+              <w:ind w:left="180"/>
+            </w:pPr>
+            <w:r>
+              <w:rPr>
+                <w:sz w:val="19"/>
+                <w:szCs w:val="19"/>
+              </w:rPr>
+              <w:t xml:space="preserve">B)  s ≥ 25</w:t>
+            </w:r>
+          </w:p>
+          <w:p>
+            <w:pPr>
+              <w:spacing w:after="30"/>
+              <w:ind w:left="180"/>
+            </w:pPr>
+            <w:r>
+              <w:rPr>
+                <w:sz w:val="19"/>
+                <w:szCs w:val="19"/>
+              </w:rPr>
+              <w:t xml:space="preserve">C)  s &lt; 25</w:t>
+            </w:r>
+          </w:p>
+          <w:p>
+            <w:pPr>
+              <w:spacing w:after="30"/>
+              <w:ind w:left="180"/>
+            </w:pPr>
+            <w:r>
+              <w:rPr>
+                <w:sz w:val="19"/>
+                <w:szCs w:val="19"/>
+              </w:rPr>
+              <w:t xml:space="preserve">D)  s = 25</w:t>
+            </w:r>
+          </w:p>
+        </w:tc>
+        <w:tc>
+          <w:tcPr>
+            <w:tcW w:type="dxa" w:w="3560"/>
+            <w:tcMar>
+              <w:top w:type="dxa" w:w="80"/>
+              <w:left w:type="dxa" w:w="100"/>
+              <w:bottom w:type="dxa" w:w="80"/>
+              <w:right w:type="dxa" w:w="100"/>
+            </w:tcMar>
+            <w:vAlign w:val="top"/>
+          </w:tcPr>
+          <w:p>
+            <w:pPr>
+              <w:pBdr>
+                <w:bottom w:val="single" w:color="AFBECC" w:sz="6"/>
+              </w:pBdr>
+              <w:spacing w:after="30" w:before="150"/>
             </w:pPr>
             <w:r>
               <w:t xml:space="preserve"/>
@@ -4293,7 +5024,147 @@
           </w:p>
           <w:p>
             <w:pPr>
-              <w:spacing w:after="0" w:line="320"/>
+              <w:pBdr>
+                <w:bottom w:val="single" w:color="AFBECC" w:sz="6"/>
+              </w:pBdr>
+              <w:spacing w:after="30" w:before="150"/>
+            </w:pPr>
+            <w:r>
+              <w:t xml:space="preserve"/>
+            </w:r>
+          </w:p>
+          <w:p>
+            <w:pPr>
+              <w:pBdr>
+                <w:bottom w:val="single" w:color="AFBECC" w:sz="6"/>
+              </w:pBdr>
+              <w:spacing w:after="30" w:before="150"/>
+            </w:pPr>
+            <w:r>
+              <w:t xml:space="preserve"/>
+            </w:r>
+          </w:p>
+          <w:p>
+            <w:pPr>
+              <w:pBdr>
+                <w:bottom w:val="single" w:color="AFBECC" w:sz="6"/>
+              </w:pBdr>
+              <w:spacing w:after="30" w:before="150"/>
+            </w:pPr>
+            <w:r>
+              <w:t xml:space="preserve"/>
+            </w:r>
+          </w:p>
+        </w:tc>
+        <w:tc>
+          <w:tcPr>
+            <w:tcW w:type="dxa" w:w="3000"/>
+            <w:shd w:fill="FBF3E2" w:color="auto" w:val="clear"/>
+            <w:tcMar>
+              <w:top w:type="dxa" w:w="80"/>
+              <w:left w:type="dxa" w:w="100"/>
+              <w:bottom w:type="dxa" w:w="80"/>
+              <w:right w:type="dxa" w:w="100"/>
+            </w:tcMar>
+            <w:vAlign w:val="top"/>
+          </w:tcPr>
+          <w:p>
+            <w:pPr>
+              <w:spacing w:after="40"/>
+            </w:pPr>
+            <w:r>
+              <w:rPr>
+                <w:b/>
+                <w:bCs/>
+                <w:color w:val="12355B"/>
+                <w:sz w:val="19"/>
+                <w:szCs w:val="19"/>
+              </w:rPr>
+              <w:t xml:space="preserve">Because... </w:t>
+            </w:r>
+            <w:r>
+              <w:rPr>
+                <w:color w:val="AFBECC"/>
+                <w:sz w:val="19"/>
+                <w:szCs w:val="19"/>
+              </w:rPr>
+              <w:t xml:space="preserve">________________</w:t>
+            </w:r>
+          </w:p>
+          <w:p>
+            <w:pPr>
+              <w:pBdr>
+                <w:bottom w:val="single" w:color="AFBECC" w:sz="6"/>
+              </w:pBdr>
+              <w:spacing w:after="30" w:before="150"/>
+            </w:pPr>
+            <w:r>
+              <w:t xml:space="preserve"/>
+            </w:r>
+          </w:p>
+          <w:p>
+            <w:pPr>
+              <w:spacing w:after="40" w:before="80"/>
+            </w:pPr>
+            <w:r>
+              <w:rPr>
+                <w:b/>
+                <w:bCs/>
+                <w:color w:val="6B4FA0"/>
+                <w:sz w:val="19"/>
+                <w:szCs w:val="19"/>
+              </w:rPr>
+              <w:t xml:space="preserve">Although... </w:t>
+            </w:r>
+            <w:r>
+              <w:rPr>
+                <w:color w:val="AFBECC"/>
+                <w:sz w:val="19"/>
+                <w:szCs w:val="19"/>
+              </w:rPr>
+              <w:t xml:space="preserve">_______________</w:t>
+            </w:r>
+          </w:p>
+          <w:p>
+            <w:pPr>
+              <w:pBdr>
+                <w:bottom w:val="single" w:color="AFBECC" w:sz="6"/>
+              </w:pBdr>
+              <w:spacing w:after="30" w:before="150"/>
+            </w:pPr>
+            <w:r>
+              <w:t xml:space="preserve"/>
+            </w:r>
+          </w:p>
+          <w:p>
+            <w:pPr>
+              <w:spacing w:after="40" w:before="80"/>
+            </w:pPr>
+            <w:r>
+              <w:rPr>
+                <w:b/>
+                <w:bCs/>
+                <w:color w:val="1FA6A2"/>
+                <w:sz w:val="19"/>
+                <w:szCs w:val="19"/>
+              </w:rPr>
+              <w:t xml:space="preserve">Therefore... </w:t>
+            </w:r>
+            <w:r>
+              <w:rPr>
+                <w:color w:val="AFBECC"/>
+                <w:sz w:val="19"/>
+                <w:szCs w:val="19"/>
+              </w:rPr>
+              <w:t xml:space="preserve">______________</w:t>
+            </w:r>
+          </w:p>
+          <w:p>
+            <w:pPr>
+              <w:pBdr>
+                <w:bottom w:val="single" w:color="AFBECC" w:sz="6"/>
+              </w:pBdr>
+              <w:spacing w:after="30" w:before="150"/>
             </w:pPr>
             <w:r>
               <w:t xml:space="preserve"/>
@@ -4302,6 +5173,14 @@
         </w:tc>
       </w:tr>
     </w:tbl>
+    <w:p>
+      <w:pPr>
+        <w:spacing w:after="80"/>
+      </w:pPr>
+      <w:r>
+        <w:t xml:space="preserve"/>
+      </w:r>
+    </w:p>
     <w:p>
       <w:pPr>
         <w:pStyle w:val="Heading2"/>
@@ -4328,120 +5207,219 @@
         <w:t xml:space="preserve">   grade-level practice</w:t>
       </w:r>
     </w:p>
-    <w:p>
-      <w:pPr>
-        <w:keepNext/>
-        <w:spacing w:after="60" w:before="160"/>
-      </w:pPr>
-      <w:r>
-        <w:rPr>
-          <w:b/>
-          <w:bCs/>
-          <w:color w:val="12355B"/>
-          <w:sz w:val="22"/>
-          <w:szCs w:val="22"/>
-        </w:rPr>
-        <w:t xml:space="preserve">3.  </w:t>
-      </w:r>
-      <w:r>
-        <w:rPr>
-          <w:b/>
-          <w:bCs/>
-          <w:sz w:val="21"/>
-          <w:szCs w:val="21"/>
-        </w:rPr>
-        <w:t xml:space="preserve">A parking garage charges if your stay is more than 2 hours. Which inequality represents times t that are charged?</w:t>
-      </w:r>
-    </w:p>
-    <w:p>
-      <w:pPr>
-        <w:spacing w:after="40"/>
-        <w:ind w:left="420"/>
-      </w:pPr>
-      <w:r>
-        <w:rPr>
-          <w:sz w:val="20"/>
-          <w:szCs w:val="20"/>
-        </w:rPr>
-        <w:t xml:space="preserve">A)  t &gt; 2</w:t>
-      </w:r>
-    </w:p>
-    <w:p>
-      <w:pPr>
-        <w:spacing w:after="40"/>
-        <w:ind w:left="420"/>
-      </w:pPr>
-      <w:r>
-        <w:rPr>
-          <w:sz w:val="20"/>
-          <w:szCs w:val="20"/>
-        </w:rPr>
-        <w:t xml:space="preserve">B)  t ≥ 2</w:t>
-      </w:r>
-    </w:p>
-    <w:p>
-      <w:pPr>
-        <w:spacing w:after="40"/>
-        <w:ind w:left="420"/>
-      </w:pPr>
-      <w:r>
-        <w:rPr>
-          <w:sz w:val="20"/>
-          <w:szCs w:val="20"/>
-        </w:rPr>
-        <w:t xml:space="preserve">C)  t &lt; 2</w:t>
-      </w:r>
-    </w:p>
-    <w:p>
-      <w:pPr>
-        <w:spacing w:after="40"/>
-        <w:ind w:left="420"/>
-      </w:pPr>
-      <w:r>
-        <w:rPr>
-          <w:sz w:val="20"/>
-          <w:szCs w:val="20"/>
-        </w:rPr>
-        <w:t xml:space="preserve">D)  t ≤ 2</w:t>
-      </w:r>
-    </w:p>
-    <w:p>
-      <w:pPr>
-        <w:spacing w:after="20"/>
-      </w:pPr>
-      <w:r>
-        <w:t xml:space="preserve"/>
-      </w:r>
-    </w:p>
     <w:tbl>
       <w:tblPr>
-        <w:tblW w:type="pct" w:w="100%"/>
+        <w:tblW w:type="dxa" w:w="9360"/>
         <w:tblBorders>
           <w:top w:val="single" w:color="C7D2DD" w:sz="6"/>
           <w:left w:val="single" w:color="C7D2DD" w:sz="6"/>
           <w:bottom w:val="single" w:color="C7D2DD" w:sz="6"/>
           <w:right w:val="single" w:color="C7D2DD" w:sz="6"/>
-          <w:insideH w:val="single" w:color="auto" w:sz="4"/>
-          <w:insideV w:val="single" w:color="auto" w:sz="4"/>
+          <w:insideH w:val="single" w:color="C7D2DD" w:sz="6"/>
+          <w:insideV w:val="single" w:color="C7D2DD" w:sz="6"/>
         </w:tblBorders>
       </w:tblPr>
       <w:tblGrid>
-        <w:gridCol w:w="100"/>
+        <w:gridCol w:w="2800"/>
+        <w:gridCol w:w="3560"/>
+        <w:gridCol w:w="3000"/>
       </w:tblGrid>
       <w:tr>
-        <w:tc>
-          <w:tcPr>
+        <w:trPr>
+          <w:cantSplit/>
+          <w:tblHeader/>
+        </w:trPr>
+        <w:tc>
+          <w:tcPr>
+            <w:tcW w:type="dxa" w:w="2800"/>
+            <w:shd w:fill="EEF4F8" w:color="auto" w:val="clear"/>
+            <w:tcMar>
+              <w:top w:type="dxa" w:w="60"/>
+              <w:left w:type="dxa" w:w="100"/>
+              <w:bottom w:type="dxa" w:w="60"/>
+              <w:right w:type="dxa" w:w="100"/>
+            </w:tcMar>
+          </w:tcPr>
+          <w:p>
+            <w:pPr>
+              <w:spacing w:after="0"/>
+            </w:pPr>
+            <w:r>
+              <w:rPr>
+                <w:b/>
+                <w:bCs/>
+                <w:color w:val="12355B"/>
+                <w:sz w:val="16"/>
+                <w:szCs w:val="16"/>
+              </w:rPr>
+              <w:t xml:space="preserve">CORE PROBLEM / GIVEN REPRESENTATION</w:t>
+            </w:r>
+          </w:p>
+        </w:tc>
+        <w:tc>
+          <w:tcPr>
+            <w:tcW w:type="dxa" w:w="3560"/>
+            <w:shd w:fill="EEF4F8" w:color="auto" w:val="clear"/>
+            <w:tcMar>
+              <w:top w:type="dxa" w:w="60"/>
+              <w:left w:type="dxa" w:w="100"/>
+              <w:bottom w:type="dxa" w:w="60"/>
+              <w:right w:type="dxa" w:w="100"/>
+            </w:tcMar>
+          </w:tcPr>
+          <w:p>
+            <w:pPr>
+              <w:spacing w:after="0"/>
+            </w:pPr>
+            <w:r>
+              <w:rPr>
+                <w:b/>
+                <w:bCs/>
+                <w:color w:val="12355B"/>
+                <w:sz w:val="16"/>
+                <w:szCs w:val="16"/>
+              </w:rPr>
+              <w:t xml:space="preserve">WORKING SPACE / CALCULATION STEPS</w:t>
+            </w:r>
+          </w:p>
+        </w:tc>
+        <w:tc>
+          <w:tcPr>
+            <w:tcW w:type="dxa" w:w="3000"/>
             <w:shd w:fill="FBF3E2" w:color="auto" w:val="clear"/>
             <w:tcMar>
               <w:top w:type="dxa" w:w="60"/>
-              <w:left w:type="dxa" w:w="120"/>
+              <w:left w:type="dxa" w:w="100"/>
               <w:bottom w:type="dxa" w:w="60"/>
-              <w:right w:type="dxa" w:w="120"/>
-            </w:tcMar>
-          </w:tcPr>
-          <w:p>
-            <w:pPr>
-              <w:spacing w:after="0" w:line="320"/>
+              <w:right w:type="dxa" w:w="100"/>
+            </w:tcMar>
+          </w:tcPr>
+          <w:p>
+            <w:pPr>
+              <w:spacing w:after="0"/>
+            </w:pPr>
+            <w:r>
+              <w:rPr>
+                <w:b/>
+                <w:bCs/>
+                <w:color w:val="B97A12"/>
+                <w:sz w:val="16"/>
+                <w:szCs w:val="16"/>
+              </w:rPr>
+              <w:t xml:space="preserve">EXPLAIN YOUR REASONING</w:t>
+            </w:r>
+          </w:p>
+        </w:tc>
+      </w:tr>
+      <w:tr>
+        <w:trPr>
+          <w:cantSplit/>
+        </w:trPr>
+        <w:tc>
+          <w:tcPr>
+            <w:tcW w:type="dxa" w:w="2800"/>
+            <w:tcMar>
+              <w:top w:type="dxa" w:w="80"/>
+              <w:left w:type="dxa" w:w="100"/>
+              <w:bottom w:type="dxa" w:w="80"/>
+              <w:right w:type="dxa" w:w="100"/>
+            </w:tcMar>
+            <w:vAlign w:val="top"/>
+          </w:tcPr>
+          <w:p>
+            <w:pPr>
+              <w:spacing w:after="60"/>
+            </w:pPr>
+            <w:r>
+              <w:rPr>
+                <w:b/>
+                <w:bCs/>
+                <w:color w:val="12355B"/>
+                <w:sz w:val="21"/>
+                <w:szCs w:val="21"/>
+              </w:rPr>
+              <w:t xml:space="preserve">3.  </w:t>
+            </w:r>
+            <w:r>
+              <w:rPr>
+                <w:b/>
+                <w:bCs/>
+                <w:sz w:val="20"/>
+                <w:szCs w:val="20"/>
+              </w:rPr>
+              <w:t xml:space="preserve">A parking garage charges if your stay is more than 2 hours. Which inequality represents times t that are charged?</w:t>
+            </w:r>
+          </w:p>
+          <w:p>
+            <w:pPr>
+              <w:spacing w:after="30"/>
+              <w:ind w:left="180"/>
+            </w:pPr>
+            <w:r>
+              <w:rPr>
+                <w:sz w:val="19"/>
+                <w:szCs w:val="19"/>
+              </w:rPr>
+              <w:t xml:space="preserve">A)  t &gt; 2</w:t>
+            </w:r>
+          </w:p>
+          <w:p>
+            <w:pPr>
+              <w:spacing w:after="30"/>
+              <w:ind w:left="180"/>
+            </w:pPr>
+            <w:r>
+              <w:rPr>
+                <w:sz w:val="19"/>
+                <w:szCs w:val="19"/>
+              </w:rPr>
+              <w:t xml:space="preserve">B)  t ≥ 2</w:t>
+            </w:r>
+          </w:p>
+          <w:p>
+            <w:pPr>
+              <w:spacing w:after="30"/>
+              <w:ind w:left="180"/>
+            </w:pPr>
+            <w:r>
+              <w:rPr>
+                <w:sz w:val="19"/>
+                <w:szCs w:val="19"/>
+              </w:rPr>
+              <w:t xml:space="preserve">C)  t &lt; 2</w:t>
+            </w:r>
+          </w:p>
+          <w:p>
+            <w:pPr>
+              <w:spacing w:after="30"/>
+              <w:ind w:left="180"/>
+            </w:pPr>
+            <w:r>
+              <w:rPr>
+                <w:sz w:val="19"/>
+                <w:szCs w:val="19"/>
+              </w:rPr>
+              <w:t xml:space="preserve">D)  t ≤ 2</w:t>
+            </w:r>
+          </w:p>
+        </w:tc>
+        <w:tc>
+          <w:tcPr>
+            <w:tcW w:type="dxa" w:w="3560"/>
+            <w:tcMar>
+              <w:top w:type="dxa" w:w="80"/>
+              <w:left w:type="dxa" w:w="100"/>
+              <w:bottom w:type="dxa" w:w="80"/>
+              <w:right w:type="dxa" w:w="100"/>
+            </w:tcMar>
+            <w:vAlign w:val="top"/>
+          </w:tcPr>
+          <w:p>
+            <w:pPr>
+              <w:pBdr>
+                <w:bottom w:val="single" w:color="AFBECC" w:sz="6"/>
+              </w:pBdr>
+              <w:spacing w:after="30" w:before="150"/>
             </w:pPr>
             <w:r>
               <w:t xml:space="preserve"/>
@@ -4449,7 +5427,147 @@
           </w:p>
           <w:p>
             <w:pPr>
-              <w:spacing w:after="0" w:line="320"/>
+              <w:pBdr>
+                <w:bottom w:val="single" w:color="AFBECC" w:sz="6"/>
+              </w:pBdr>
+              <w:spacing w:after="30" w:before="150"/>
+            </w:pPr>
+            <w:r>
+              <w:t xml:space="preserve"/>
+            </w:r>
+          </w:p>
+          <w:p>
+            <w:pPr>
+              <w:pBdr>
+                <w:bottom w:val="single" w:color="AFBECC" w:sz="6"/>
+              </w:pBdr>
+              <w:spacing w:after="30" w:before="150"/>
+            </w:pPr>
+            <w:r>
+              <w:t xml:space="preserve"/>
+            </w:r>
+          </w:p>
+          <w:p>
+            <w:pPr>
+              <w:pBdr>
+                <w:bottom w:val="single" w:color="AFBECC" w:sz="6"/>
+              </w:pBdr>
+              <w:spacing w:after="30" w:before="150"/>
+            </w:pPr>
+            <w:r>
+              <w:t xml:space="preserve"/>
+            </w:r>
+          </w:p>
+        </w:tc>
+        <w:tc>
+          <w:tcPr>
+            <w:tcW w:type="dxa" w:w="3000"/>
+            <w:shd w:fill="FBF3E2" w:color="auto" w:val="clear"/>
+            <w:tcMar>
+              <w:top w:type="dxa" w:w="80"/>
+              <w:left w:type="dxa" w:w="100"/>
+              <w:bottom w:type="dxa" w:w="80"/>
+              <w:right w:type="dxa" w:w="100"/>
+            </w:tcMar>
+            <w:vAlign w:val="top"/>
+          </w:tcPr>
+          <w:p>
+            <w:pPr>
+              <w:spacing w:after="40"/>
+            </w:pPr>
+            <w:r>
+              <w:rPr>
+                <w:b/>
+                <w:bCs/>
+                <w:color w:val="12355B"/>
+                <w:sz w:val="19"/>
+                <w:szCs w:val="19"/>
+              </w:rPr>
+              <w:t xml:space="preserve">Because... </w:t>
+            </w:r>
+            <w:r>
+              <w:rPr>
+                <w:color w:val="AFBECC"/>
+                <w:sz w:val="19"/>
+                <w:szCs w:val="19"/>
+              </w:rPr>
+              <w:t xml:space="preserve">________________</w:t>
+            </w:r>
+          </w:p>
+          <w:p>
+            <w:pPr>
+              <w:pBdr>
+                <w:bottom w:val="single" w:color="AFBECC" w:sz="6"/>
+              </w:pBdr>
+              <w:spacing w:after="30" w:before="150"/>
+            </w:pPr>
+            <w:r>
+              <w:t xml:space="preserve"/>
+            </w:r>
+          </w:p>
+          <w:p>
+            <w:pPr>
+              <w:spacing w:after="40" w:before="80"/>
+            </w:pPr>
+            <w:r>
+              <w:rPr>
+                <w:b/>
+                <w:bCs/>
+                <w:color w:val="6B4FA0"/>
+                <w:sz w:val="19"/>
+                <w:szCs w:val="19"/>
+              </w:rPr>
+              <w:t xml:space="preserve">Although... </w:t>
+            </w:r>
+            <w:r>
+              <w:rPr>
+                <w:color w:val="AFBECC"/>
+                <w:sz w:val="19"/>
+                <w:szCs w:val="19"/>
+              </w:rPr>
+              <w:t xml:space="preserve">_______________</w:t>
+            </w:r>
+          </w:p>
+          <w:p>
+            <w:pPr>
+              <w:pBdr>
+                <w:bottom w:val="single" w:color="AFBECC" w:sz="6"/>
+              </w:pBdr>
+              <w:spacing w:after="30" w:before="150"/>
+            </w:pPr>
+            <w:r>
+              <w:t xml:space="preserve"/>
+            </w:r>
+          </w:p>
+          <w:p>
+            <w:pPr>
+              <w:spacing w:after="40" w:before="80"/>
+            </w:pPr>
+            <w:r>
+              <w:rPr>
+                <w:b/>
+                <w:bCs/>
+                <w:color w:val="1FA6A2"/>
+                <w:sz w:val="19"/>
+                <w:szCs w:val="19"/>
+              </w:rPr>
+              <w:t xml:space="preserve">Therefore... </w:t>
+            </w:r>
+            <w:r>
+              <w:rPr>
+                <w:color w:val="AFBECC"/>
+                <w:sz w:val="19"/>
+                <w:szCs w:val="19"/>
+              </w:rPr>
+              <w:t xml:space="preserve">______________</w:t>
+            </w:r>
+          </w:p>
+          <w:p>
+            <w:pPr>
+              <w:pBdr>
+                <w:bottom w:val="single" w:color="AFBECC" w:sz="6"/>
+              </w:pBdr>
+              <w:spacing w:after="30" w:before="150"/>
             </w:pPr>
             <w:r>
               <w:t xml:space="preserve"/>
@@ -4458,6 +5576,14 @@
         </w:tc>
       </w:tr>
     </w:tbl>
+    <w:p>
+      <w:pPr>
+        <w:spacing w:after="80"/>
+      </w:pPr>
+      <w:r>
+        <w:t xml:space="preserve"/>
+      </w:r>
+    </w:p>
     <w:p>
       <w:pPr>
         <w:pStyle w:val="Heading1"/>
@@ -4576,6 +5702,149 @@
         <w:t xml:space="preserve"/>
       </w:r>
     </w:p>
+    <w:p>
+      <w:pPr>
+        <w:spacing w:after="60"/>
+      </w:pPr>
+      <w:r>
+        <w:t xml:space="preserve"/>
+      </w:r>
+    </w:p>
+    <w:tbl>
+      <w:tblPr>
+        <w:tblW w:type="dxa" w:w="9360"/>
+        <w:tblBorders>
+          <w:top w:val="single" w:color="C7D2DD" w:sz="6"/>
+          <w:left w:val="single" w:color="C7D2DD" w:sz="6"/>
+          <w:bottom w:val="single" w:color="C7D2DD" w:sz="6"/>
+          <w:right w:val="single" w:color="C7D2DD" w:sz="6"/>
+          <w:insideH w:val="single" w:color="C7D2DD" w:sz="6"/>
+          <w:insideV w:val="single" w:color="C7D2DD" w:sz="6"/>
+        </w:tblBorders>
+      </w:tblPr>
+      <w:tblGrid>
+        <w:gridCol w:w="3120"/>
+        <w:gridCol w:w="3120"/>
+        <w:gridCol w:w="3120"/>
+      </w:tblGrid>
+      <w:tr>
+        <w:trPr>
+          <w:cantSplit/>
+          <w:tblHeader/>
+        </w:trPr>
+        <w:tc>
+          <w:tcPr>
+            <w:tcW w:type="dxa" w:w="9360"/>
+            <w:gridSpan w:val="3"/>
+            <w:shd w:fill="EEF4F8" w:color="auto" w:val="clear"/>
+            <w:tcMar>
+              <w:top w:type="dxa" w:w="60"/>
+              <w:left w:type="dxa" w:w="100"/>
+              <w:bottom w:type="dxa" w:w="60"/>
+              <w:right w:type="dxa" w:w="100"/>
+            </w:tcMar>
+          </w:tcPr>
+          <w:p>
+            <w:pPr>
+              <w:spacing w:after="0"/>
+            </w:pPr>
+            <w:r>
+              <w:rPr>
+                <w:b/>
+                <w:bCs/>
+                <w:color w:val="12355B"/>
+                <w:sz w:val="18"/>
+                <w:szCs w:val="18"/>
+              </w:rPr>
+              <w:t xml:space="preserve">EXIT CHECK · 3-POINT SELF-ASSESSMENT CHECKLIST</w:t>
+            </w:r>
+          </w:p>
+        </w:tc>
+      </w:tr>
+      <w:tr>
+        <w:trPr>
+          <w:cantSplit/>
+        </w:trPr>
+        <w:tc>
+          <w:tcPr>
+            <w:tcW w:type="dxa" w:w="3120"/>
+            <w:tcMar>
+              <w:top w:type="dxa" w:w="80"/>
+              <w:left w:type="dxa" w:w="100"/>
+              <w:bottom w:type="dxa" w:w="80"/>
+              <w:right w:type="dxa" w:w="100"/>
+            </w:tcMar>
+          </w:tcPr>
+          <w:p>
+            <w:pPr>
+              <w:spacing w:after="0"/>
+            </w:pPr>
+            <w:r>
+              <w:rPr>
+                <w:b/>
+                <w:bCs/>
+                <w:color w:val="1A2733"/>
+                <w:sz w:val="18"/>
+                <w:szCs w:val="18"/>
+              </w:rPr>
+              <w:t xml:space="preserve">☐ 1. Units &amp; Labels Verified</w:t>
+            </w:r>
+          </w:p>
+        </w:tc>
+        <w:tc>
+          <w:tcPr>
+            <w:tcW w:type="dxa" w:w="3120"/>
+            <w:tcMar>
+              <w:top w:type="dxa" w:w="80"/>
+              <w:left w:type="dxa" w:w="100"/>
+              <w:bottom w:type="dxa" w:w="80"/>
+              <w:right w:type="dxa" w:w="100"/>
+            </w:tcMar>
+          </w:tcPr>
+          <w:p>
+            <w:pPr>
+              <w:spacing w:after="0"/>
+            </w:pPr>
+            <w:r>
+              <w:rPr>
+                <w:b/>
+                <w:bCs/>
+                <w:color w:val="1A2733"/>
+                <w:sz w:val="18"/>
+                <w:szCs w:val="18"/>
+              </w:rPr>
+              <w:t xml:space="preserve">☐ 2. Reasoning Stated (Because / Although / Therefore)</w:t>
+            </w:r>
+          </w:p>
+        </w:tc>
+        <w:tc>
+          <w:tcPr>
+            <w:tcW w:type="dxa" w:w="3120"/>
+            <w:tcMar>
+              <w:top w:type="dxa" w:w="80"/>
+              <w:left w:type="dxa" w:w="100"/>
+              <w:bottom w:type="dxa" w:w="80"/>
+              <w:right w:type="dxa" w:w="100"/>
+            </w:tcMar>
+          </w:tcPr>
+          <w:p>
+            <w:pPr>
+              <w:spacing w:after="0"/>
+            </w:pPr>
+            <w:r>
+              <w:rPr>
+                <w:b/>
+                <w:bCs/>
+                <w:color w:val="1A2733"/>
+                <w:sz w:val="18"/>
+                <w:szCs w:val="18"/>
+              </w:rPr>
+              <w:t xml:space="preserve">☐ 3. Calculations Double-Checked</w:t>
+            </w:r>
+          </w:p>
+        </w:tc>
+      </w:tr>
+    </w:tbl>
     <w:sectPr>
       <w:headerReference w:type="default" r:id="rId7"/>
       <w:footerReference w:type="default" r:id="rId8"/>
